--- a/por/docx/011.content.docx
+++ b/por/docx/011.content.docx
@@ -224,97 +224,91 @@
         </w:rPr>
         <w:t xml:space="preserve"> é um pedaço plano de pedra com uma borda em torno dele. As pessoas em </w:t>
       </w:r>
+      <w:r>
+        <w:rPr>
+          <w:lang w:val="pt_PT" w:bidi="pt_PT"/>
+        </w:rPr>
+        <w:t>Israel</w:t>
+      </w:r>
+      <w:r>
+        <w:rPr>
+          <w:lang w:val="pt_PT" w:bidi="pt_PT"/>
+        </w:rPr>
+        <w:t xml:space="preserve"> usam isso para espremer o suco das uvas. A uva é uma fruta macia e suculenta. As pessoas derramam as uvas sobre essa pedra e então elas pisam as uvas com os pés. Isso espremeria o suco das uvas. O suco fluiria para um recipiente chamado cuba de vinho. Outra maneira de tirar o suco era rolando uma pedra pesada sobre as uvas.</w:t>
+      </w:r>
+    </w:p>
+    <w:p>
+      <w:pPr/>
+      <w:r>
+        <w:rPr>
+          <w:lang w:val="pt_PT" w:bidi="pt_PT"/>
+        </w:rPr>
+      </w:r>
+      <w:r>
+        <w:rPr>
+          <w:lang w:val="pt_PT" w:bidi="pt_PT"/>
+        </w:rPr>
+        <w:t>Você poderia olhar para imagens de um lagar no dicionário bíblico em vídeo.</w:t>
+      </w:r>
+      <w:r>
+        <w:rPr>
+          <w:lang w:val="pt_PT" w:bidi="pt_PT"/>
+        </w:rPr>
+      </w:r>
+      <w:r>
+        <w:rPr>
+          <w:lang w:val="pt_PT" w:bidi="pt_PT"/>
+        </w:rPr>
+      </w:r>
+    </w:p>
+    <w:p>
+      <w:pPr/>
+      <w:r>
+        <w:rPr>
+          <w:lang w:val="pt_PT" w:bidi="pt_PT"/>
+        </w:rPr>
+      </w:r>
+    </w:p>
+    <w:p>
+      <w:pPr>
+        <w:pStyle w:val="Heading2"/>
+      </w:pPr>
+      <w:r>
+        <w:rPr>
+          <w:lang w:val="pt_PT" w:bidi="pt_PT"/>
+        </w:rPr>
+        <w:t>lagar</w:t>
+      </w:r>
+      <w:r>
+        <w:rPr>
+          <w:lang w:val="pt_PT" w:bidi="pt_PT"/>
+        </w:rPr>
+      </w:r>
+    </w:p>
+    <w:p>
+      <w:pPr>
+        <w:pStyle w:val="Heading4"/>
+      </w:pPr>
+      <w:r>
+        <w:rPr>
+          <w:lang w:val="pt_PT" w:bidi="pt_PT"/>
+        </w:rPr>
+        <w:t>Audio Content</w:t>
+      </w:r>
+      <w:r>
+        <w:rPr>
+          <w:lang w:val="pt_PT" w:bidi="pt_PT"/>
+        </w:rPr>
+      </w:r>
+    </w:p>
+    <w:p>
+      <w:pPr/>
+      <w:r>
+        <w:rPr>
+          <w:lang w:val="pt_PT" w:bidi="pt_PT"/>
+        </w:rPr>
+      </w:r>
       <w:hyperlink r:id="rId13">
-        <w:r>
-          <w:rPr>
-            <w:lang w:val="pt_PT" w:bidi="pt_PT"/>
-          </w:rPr>
-          <w:rPr>
-            <w:color w:val="0000EE"/>
-            <w:u w:val="single"/>
-          </w:rPr>
-          <w:t>Israel</w:t>
-        </w:r>
-      </w:hyperlink>
-      <w:r>
-        <w:rPr>
-          <w:lang w:val="pt_PT" w:bidi="pt_PT"/>
-        </w:rPr>
-        <w:t xml:space="preserve"> usam isso para espremer o suco das uvas. A uva é uma fruta macia e suculenta. As pessoas derramam as uvas sobre essa pedra e então elas pisam as uvas com os pés. Isso espremeria o suco das uvas. O suco fluiria para um recipiente chamado cuba de vinho. Outra maneira de tirar o suco era rolando uma pedra pesada sobre as uvas.</w:t>
-      </w:r>
-    </w:p>
-    <w:p>
-      <w:pPr/>
-      <w:r>
-        <w:rPr>
-          <w:lang w:val="pt_PT" w:bidi="pt_PT"/>
-        </w:rPr>
-      </w:r>
-      <w:r>
-        <w:rPr>
-          <w:lang w:val="pt_PT" w:bidi="pt_PT"/>
-        </w:rPr>
-        <w:t>Você poderia olhar para imagens de um lagar no dicionário bíblico em vídeo.</w:t>
-      </w:r>
-      <w:r>
-        <w:rPr>
-          <w:lang w:val="pt_PT" w:bidi="pt_PT"/>
-        </w:rPr>
-      </w:r>
-      <w:r>
-        <w:rPr>
-          <w:lang w:val="pt_PT" w:bidi="pt_PT"/>
-        </w:rPr>
-      </w:r>
-    </w:p>
-    <w:p>
-      <w:pPr/>
-      <w:r>
-        <w:rPr>
-          <w:lang w:val="pt_PT" w:bidi="pt_PT"/>
-        </w:rPr>
-      </w:r>
-    </w:p>
-    <w:p>
-      <w:pPr>
-        <w:pStyle w:val="Heading2"/>
-      </w:pPr>
-      <w:r>
-        <w:rPr>
-          <w:lang w:val="pt_PT" w:bidi="pt_PT"/>
-        </w:rPr>
-        <w:t>lagar</w:t>
-      </w:r>
-      <w:r>
-        <w:rPr>
-          <w:lang w:val="pt_PT" w:bidi="pt_PT"/>
-        </w:rPr>
-      </w:r>
-    </w:p>
-    <w:p>
-      <w:pPr>
-        <w:pStyle w:val="Heading4"/>
-      </w:pPr>
-      <w:r>
-        <w:rPr>
-          <w:lang w:val="pt_PT" w:bidi="pt_PT"/>
-        </w:rPr>
-        <w:t>Audio Content</w:t>
-      </w:r>
-      <w:r>
-        <w:rPr>
-          <w:lang w:val="pt_PT" w:bidi="pt_PT"/>
-        </w:rPr>
-      </w:r>
-    </w:p>
-    <w:p>
-      <w:pPr/>
-      <w:r>
-        <w:rPr>
-          <w:lang w:val="pt_PT" w:bidi="pt_PT"/>
-        </w:rPr>
-      </w:r>
-      <w:hyperlink r:id="rId14">
         <w:r>
           <w:rPr>
             <w:lang w:val="pt_PT" w:bidi="pt_PT"/>
@@ -380,124 +374,118 @@
         </w:rPr>
         <w:t xml:space="preserve">O povo de </w:t>
       </w:r>
+      <w:r>
+        <w:rPr>
+          <w:lang w:val="pt_PT" w:bidi="pt_PT"/>
+        </w:rPr>
+        <w:t>Israel</w:t>
+      </w:r>
+      <w:r>
+        <w:rPr>
+          <w:lang w:val="pt_PT" w:bidi="pt_PT"/>
+        </w:rPr>
+        <w:t xml:space="preserve"> usava </w:t>
+      </w:r>
+      <w:r>
+        <w:rPr>
+          <w:b/>
+          <w:lang w:val="pt_PT" w:bidi="pt_PT"/>
+        </w:rPr>
+        <w:t>lâmpadas de óleo</w:t>
+      </w:r>
+      <w:r>
+        <w:rPr>
+          <w:lang w:val="pt_PT" w:bidi="pt_PT"/>
+        </w:rPr>
+        <w:t xml:space="preserve"> para ajudá-los a ver no escuro. As pessoas faziam lâmpadas de argila que era queimada em um forno para torná-la dura. As pessoas também podiam forjar lâmpadas a partir de pedra. Muitas lâmpadas de óleo simplesmente pareciam um pouco como se alguém beliscasse a borda de uma tigela, mas outras lâmpadas de óleo eram mais elaboradas. As pessoas colocavam óleo na tigela. Normalmente era o azeite, que vinha do fruto de uma oliveira. Então as pessoas colocavam uma tira de pano na tigela: uma extremidade descansava dentro do óleo, e a outra extremidade descansava no bordo da lâmpada. A tira de pano é chamada de pavio. O pavio absorvia o óleo. As pessoas então acendiam o pavio. A lâmpada continuaria queimando enquanto houvesse óleo, ou até que o pavio fosse queimado completamente.</w:t>
+      </w:r>
+    </w:p>
+    <w:p>
+      <w:pPr/>
+      <w:r>
+        <w:rPr>
+          <w:lang w:val="pt_PT" w:bidi="pt_PT"/>
+        </w:rPr>
+      </w:r>
+      <w:r>
+        <w:rPr>
+          <w:lang w:val="pt_PT" w:bidi="pt_PT"/>
+        </w:rPr>
+        <w:t>Dentro de uma casa, as pessoas colocavam lâmpadas de óleo em suportes para que elas fossem mais altas e dessem mais luz.</w:t>
+      </w:r>
+    </w:p>
+    <w:p>
+      <w:pPr/>
+      <w:r>
+        <w:rPr>
+          <w:lang w:val="pt_PT" w:bidi="pt_PT"/>
+        </w:rPr>
+      </w:r>
+      <w:r>
+        <w:rPr>
+          <w:lang w:val="pt_PT" w:bidi="pt_PT"/>
+        </w:rPr>
+        <w:t>Pode ser que você queira olhar algumas imagens de lâmpadas de óleo.</w:t>
+      </w:r>
+      <w:r>
+        <w:rPr>
+          <w:lang w:val="pt_PT" w:bidi="pt_PT"/>
+        </w:rPr>
+      </w:r>
+      <w:r>
+        <w:rPr>
+          <w:lang w:val="pt_PT" w:bidi="pt_PT"/>
+        </w:rPr>
+      </w:r>
+    </w:p>
+    <w:p>
+      <w:pPr/>
+      <w:r>
+        <w:rPr>
+          <w:lang w:val="pt_PT" w:bidi="pt_PT"/>
+        </w:rPr>
+      </w:r>
+    </w:p>
+    <w:p>
+      <w:pPr>
+        <w:pStyle w:val="Heading2"/>
+      </w:pPr>
+      <w:r>
+        <w:rPr>
+          <w:lang w:val="pt_PT" w:bidi="pt_PT"/>
+        </w:rPr>
+        <w:t>lâmpada de óleo</w:t>
+      </w:r>
+      <w:r>
+        <w:rPr>
+          <w:lang w:val="pt_PT" w:bidi="pt_PT"/>
+        </w:rPr>
+      </w:r>
+    </w:p>
+    <w:p>
+      <w:pPr>
+        <w:pStyle w:val="Heading4"/>
+      </w:pPr>
+      <w:r>
+        <w:rPr>
+          <w:lang w:val="pt_PT" w:bidi="pt_PT"/>
+        </w:rPr>
+        <w:t>Audio Content</w:t>
+      </w:r>
+      <w:r>
+        <w:rPr>
+          <w:lang w:val="pt_PT" w:bidi="pt_PT"/>
+        </w:rPr>
+      </w:r>
+    </w:p>
+    <w:p>
+      <w:pPr/>
+      <w:r>
+        <w:rPr>
+          <w:lang w:val="pt_PT" w:bidi="pt_PT"/>
+        </w:rPr>
+      </w:r>
       <w:hyperlink r:id="rId13">
-        <w:r>
-          <w:rPr>
-            <w:lang w:val="pt_PT" w:bidi="pt_PT"/>
-          </w:rPr>
-          <w:rPr>
-            <w:color w:val="0000EE"/>
-            <w:u w:val="single"/>
-          </w:rPr>
-          <w:t>Israel</w:t>
-        </w:r>
-      </w:hyperlink>
-      <w:r>
-        <w:rPr>
-          <w:lang w:val="pt_PT" w:bidi="pt_PT"/>
-        </w:rPr>
-        <w:t xml:space="preserve"> usava </w:t>
-      </w:r>
-      <w:r>
-        <w:rPr>
-          <w:b/>
-          <w:lang w:val="pt_PT" w:bidi="pt_PT"/>
-        </w:rPr>
-        <w:t>lâmpadas de óleo</w:t>
-      </w:r>
-      <w:r>
-        <w:rPr>
-          <w:lang w:val="pt_PT" w:bidi="pt_PT"/>
-        </w:rPr>
-        <w:t xml:space="preserve"> para ajudá-los a ver no escuro. As pessoas faziam lâmpadas de argila que era queimada em um forno para torná-la dura. As pessoas também podiam forjar lâmpadas a partir de pedra. Muitas lâmpadas de óleo simplesmente pareciam um pouco como se alguém beliscasse a borda de uma tigela, mas outras lâmpadas de óleo eram mais elaboradas. As pessoas colocavam óleo na tigela. Normalmente era o azeite, que vinha do fruto de uma oliveira. Então as pessoas colocavam uma tira de pano na tigela: uma extremidade descansava dentro do óleo, e a outra extremidade descansava no bordo da lâmpada. A tira de pano é chamada de pavio. O pavio absorvia o óleo. As pessoas então acendiam o pavio. A lâmpada continuaria queimando enquanto houvesse óleo, ou até que o pavio fosse queimado completamente.</w:t>
-      </w:r>
-    </w:p>
-    <w:p>
-      <w:pPr/>
-      <w:r>
-        <w:rPr>
-          <w:lang w:val="pt_PT" w:bidi="pt_PT"/>
-        </w:rPr>
-      </w:r>
-      <w:r>
-        <w:rPr>
-          <w:lang w:val="pt_PT" w:bidi="pt_PT"/>
-        </w:rPr>
-        <w:t>Dentro de uma casa, as pessoas colocavam lâmpadas de óleo em suportes para que elas fossem mais altas e dessem mais luz.</w:t>
-      </w:r>
-    </w:p>
-    <w:p>
-      <w:pPr/>
-      <w:r>
-        <w:rPr>
-          <w:lang w:val="pt_PT" w:bidi="pt_PT"/>
-        </w:rPr>
-      </w:r>
-      <w:r>
-        <w:rPr>
-          <w:lang w:val="pt_PT" w:bidi="pt_PT"/>
-        </w:rPr>
-        <w:t>Pode ser que você queira olhar algumas imagens de lâmpadas de óleo.</w:t>
-      </w:r>
-      <w:r>
-        <w:rPr>
-          <w:lang w:val="pt_PT" w:bidi="pt_PT"/>
-        </w:rPr>
-      </w:r>
-      <w:r>
-        <w:rPr>
-          <w:lang w:val="pt_PT" w:bidi="pt_PT"/>
-        </w:rPr>
-      </w:r>
-    </w:p>
-    <w:p>
-      <w:pPr/>
-      <w:r>
-        <w:rPr>
-          <w:lang w:val="pt_PT" w:bidi="pt_PT"/>
-        </w:rPr>
-      </w:r>
-    </w:p>
-    <w:p>
-      <w:pPr>
-        <w:pStyle w:val="Heading2"/>
-      </w:pPr>
-      <w:r>
-        <w:rPr>
-          <w:lang w:val="pt_PT" w:bidi="pt_PT"/>
-        </w:rPr>
-        <w:t>lâmpada de óleo</w:t>
-      </w:r>
-      <w:r>
-        <w:rPr>
-          <w:lang w:val="pt_PT" w:bidi="pt_PT"/>
-        </w:rPr>
-      </w:r>
-    </w:p>
-    <w:p>
-      <w:pPr>
-        <w:pStyle w:val="Heading4"/>
-      </w:pPr>
-      <w:r>
-        <w:rPr>
-          <w:lang w:val="pt_PT" w:bidi="pt_PT"/>
-        </w:rPr>
-        <w:t>Audio Content</w:t>
-      </w:r>
-      <w:r>
-        <w:rPr>
-          <w:lang w:val="pt_PT" w:bidi="pt_PT"/>
-        </w:rPr>
-      </w:r>
-    </w:p>
-    <w:p>
-      <w:pPr/>
-      <w:r>
-        <w:rPr>
-          <w:lang w:val="pt_PT" w:bidi="pt_PT"/>
-        </w:rPr>
-      </w:r>
-      <w:hyperlink r:id="rId14">
         <w:r>
           <w:rPr>
             <w:lang w:val="pt_PT" w:bidi="pt_PT"/>
@@ -576,18 +564,12 @@
         </w:rPr>
         <w:t xml:space="preserve"> era um grande grupo de soldados romanos — mais de seis mil soldados. Na passagem onde um </w:t>
       </w:r>
-      <w:hyperlink r:id="rId15">
-        <w:r>
-          <w:rPr>
-            <w:lang w:val="pt_PT" w:bidi="pt_PT"/>
-          </w:rPr>
-          <w:rPr>
-            <w:color w:val="0000EE"/>
-            <w:u w:val="single"/>
-          </w:rPr>
-          <w:t>demônio</w:t>
-        </w:r>
-      </w:hyperlink>
+      <w:r>
+        <w:rPr>
+          <w:lang w:val="pt_PT" w:bidi="pt_PT"/>
+        </w:rPr>
+        <w:t>demônio</w:t>
+      </w:r>
       <w:r>
         <w:rPr>
           <w:lang w:val="pt_PT" w:bidi="pt_PT"/>
@@ -652,7 +634,7 @@
           <w:lang w:val="pt_PT" w:bidi="pt_PT"/>
         </w:rPr>
       </w:r>
-      <w:hyperlink r:id="rId14">
+      <w:hyperlink r:id="rId13">
         <w:r>
           <w:rPr>
             <w:lang w:val="pt_PT" w:bidi="pt_PT"/>
@@ -731,255 +713,207 @@
         </w:rPr>
         <w:t xml:space="preserve">, elas significam o conjunto de instruções que Deus deu ao povo de </w:t>
       </w:r>
+      <w:r>
+        <w:rPr>
+          <w:lang w:val="pt_PT" w:bidi="pt_PT"/>
+        </w:rPr>
+        <w:t>Israel</w:t>
+      </w:r>
+      <w:r>
+        <w:rPr>
+          <w:lang w:val="pt_PT" w:bidi="pt_PT"/>
+        </w:rPr>
+        <w:t xml:space="preserve">. No Antigo Testamento, Deus deu ao povo suas leis por meio de um homem chamado Moisés. Deus falou com Moisés, e Moisés disse ao povo o que Deus disse. Portanto, as pessoas muitas vezes dizem a </w:t>
+      </w:r>
+      <w:r>
+        <w:rPr>
+          <w:b/>
+          <w:lang w:val="pt_PT" w:bidi="pt_PT"/>
+        </w:rPr>
+        <w:t>lei de Moisés</w:t>
+      </w:r>
+      <w:r>
+        <w:rPr>
+          <w:lang w:val="pt_PT" w:bidi="pt_PT"/>
+        </w:rPr>
+        <w:t xml:space="preserve"> quando elas significam a lei que Deus deu ao povo por meio de Moisés.</w:t>
+      </w:r>
+    </w:p>
+    <w:p>
+      <w:pPr/>
+      <w:r>
+        <w:rPr>
+          <w:lang w:val="pt_PT" w:bidi="pt_PT"/>
+        </w:rPr>
+      </w:r>
+      <w:r>
+        <w:rPr>
+          <w:lang w:val="pt_PT" w:bidi="pt_PT"/>
+        </w:rPr>
+        <w:t xml:space="preserve">Uma lei é uma regra, ou um conjunto de regras que as pessoas têm que manter. O termo original que traduzimos “lei” na Bíblia é um termo que as pessoas podem usar em contextos legais quando alguém quebra uma lei de um país. Se alguém não mantém uma regra, dizemos que ele quebra a lei. Deus disse ao povo por meio de Moisés que, se as pessoas observassem a lei de Deus, Deus as </w:t>
+      </w:r>
+      <w:r>
+        <w:rPr>
+          <w:lang w:val="pt_PT" w:bidi="pt_PT"/>
+        </w:rPr>
+        <w:t>abençoaria</w:t>
+      </w:r>
+      <w:r>
+        <w:rPr>
+          <w:lang w:val="pt_PT" w:bidi="pt_PT"/>
+        </w:rPr>
+        <w:t>. Mas se as pessoas quebrassem a lei de Deus, Deus as puniria. Deus deu essas leis porque apenas obedecendo a essas regras as pessoas podem viver em um relacionamento certo com Deus, e entre si.</w:t>
+      </w:r>
+    </w:p>
+    <w:p>
+      <w:pPr/>
+      <w:r>
+        <w:rPr>
+          <w:lang w:val="pt_PT" w:bidi="pt_PT"/>
+        </w:rPr>
+      </w:r>
+      <w:r>
+        <w:rPr>
+          <w:lang w:val="pt_PT" w:bidi="pt_PT"/>
+        </w:rPr>
+        <w:t xml:space="preserve">Um resumo da lei de Deus são os 10 </w:t>
+      </w:r>
+      <w:r>
+        <w:rPr>
+          <w:lang w:val="pt_PT" w:bidi="pt_PT"/>
+        </w:rPr>
+        <w:t>mandamentos</w:t>
+      </w:r>
+      <w:r>
+        <w:rPr>
+          <w:lang w:val="pt_PT" w:bidi="pt_PT"/>
+        </w:rPr>
+        <w:t>. A partir dessas 10 regras aprendemos como nos comportar para com Deus, e como se comportar uns com os outros. Jesus resumiu a lei ainda mais: ele disse: “Ame a Deus com todo o seu coração, e ame as outras pessoas tanto quanto você ama a si mesmo”. Esses são os mandamentos mais importantes.</w:t>
+      </w:r>
+    </w:p>
+    <w:p>
+      <w:pPr/>
+      <w:r>
+        <w:rPr>
+          <w:lang w:val="pt_PT" w:bidi="pt_PT"/>
+        </w:rPr>
+      </w:r>
+      <w:r>
+        <w:rPr>
+          <w:lang w:val="pt_PT" w:bidi="pt_PT"/>
+        </w:rPr>
+        <w:t xml:space="preserve">No Antigo Testamento, encontramos a lei de Deus, especialmente nos cinco primeiros livros da Bíblia. Portanto, os </w:t>
+      </w:r>
+      <w:r>
+        <w:rPr>
+          <w:lang w:val="pt_PT" w:bidi="pt_PT"/>
+        </w:rPr>
+        <w:t>judeus</w:t>
+      </w:r>
+      <w:r>
+        <w:rPr>
+          <w:lang w:val="pt_PT" w:bidi="pt_PT"/>
+        </w:rPr>
+        <w:t xml:space="preserve"> chamavam esses livros juntos de “a lei”, mesmo que nem tudo o que está nesses livros tenha a ver com a lei. Às vezes, quando os judeus falavam sobre “a lei”, eles até queriam dizer </w:t>
+      </w:r>
+      <w:r>
+        <w:rPr>
+          <w:i/>
+          <w:lang w:val="pt_PT" w:bidi="pt_PT"/>
+        </w:rPr>
+        <w:t>todos</w:t>
+      </w:r>
+      <w:r>
+        <w:rPr>
+          <w:lang w:val="pt_PT" w:bidi="pt_PT"/>
+        </w:rPr>
+        <w:t xml:space="preserve"> os livros das </w:t>
+      </w:r>
+      <w:r>
+        <w:rPr>
+          <w:lang w:val="pt_PT" w:bidi="pt_PT"/>
+        </w:rPr>
+        <w:t>Escrituras</w:t>
+      </w:r>
+      <w:r>
+        <w:rPr>
+          <w:lang w:val="pt_PT" w:bidi="pt_PT"/>
+        </w:rPr>
+        <w:t>, que é a parte da Bíblia que agora chamamos de Antigo Testamento.</w:t>
+      </w:r>
+    </w:p>
+    <w:p>
+      <w:pPr/>
+      <w:r>
+        <w:rPr>
+          <w:lang w:val="pt_PT" w:bidi="pt_PT"/>
+        </w:rPr>
+      </w:r>
+      <w:r>
+        <w:rPr>
+          <w:lang w:val="pt_PT" w:bidi="pt_PT"/>
+        </w:rPr>
+        <w:t>Então, quando uma pessoa judia estava falando sobre “a lei”, ela poderia estar falando sobre a lei que Deus deu ao povo por meio de Moisés, ou ela poderia estar falando sobre os cinco primeiros livros da Bíblia, ou ela poderia estar falando sobre todo o Antigo Testamento.</w:t>
+      </w:r>
+      <w:r>
+        <w:rPr>
+          <w:lang w:val="pt_PT" w:bidi="pt_PT"/>
+        </w:rPr>
+      </w:r>
+      <w:r>
+        <w:rPr>
+          <w:lang w:val="pt_PT" w:bidi="pt_PT"/>
+        </w:rPr>
+      </w:r>
+    </w:p>
+    <w:p>
+      <w:pPr/>
+      <w:r>
+        <w:rPr>
+          <w:lang w:val="pt_PT" w:bidi="pt_PT"/>
+        </w:rPr>
+      </w:r>
+    </w:p>
+    <w:p>
+      <w:pPr>
+        <w:pStyle w:val="Heading2"/>
+      </w:pPr>
+      <w:r>
+        <w:rPr>
+          <w:lang w:val="pt_PT" w:bidi="pt_PT"/>
+        </w:rPr>
+        <w:t>lei</w:t>
+      </w:r>
+      <w:r>
+        <w:rPr>
+          <w:lang w:val="pt_PT" w:bidi="pt_PT"/>
+        </w:rPr>
+      </w:r>
+    </w:p>
+    <w:p>
+      <w:pPr>
+        <w:pStyle w:val="Heading4"/>
+      </w:pPr>
+      <w:r>
+        <w:rPr>
+          <w:lang w:val="pt_PT" w:bidi="pt_PT"/>
+        </w:rPr>
+        <w:t>Audio Content</w:t>
+      </w:r>
+      <w:r>
+        <w:rPr>
+          <w:lang w:val="pt_PT" w:bidi="pt_PT"/>
+        </w:rPr>
+      </w:r>
+    </w:p>
+    <w:p>
+      <w:pPr/>
+      <w:r>
+        <w:rPr>
+          <w:lang w:val="pt_PT" w:bidi="pt_PT"/>
+        </w:rPr>
+      </w:r>
       <w:hyperlink r:id="rId13">
-        <w:r>
-          <w:rPr>
-            <w:lang w:val="pt_PT" w:bidi="pt_PT"/>
-          </w:rPr>
-          <w:rPr>
-            <w:color w:val="0000EE"/>
-            <w:u w:val="single"/>
-          </w:rPr>
-          <w:t>Israel</w:t>
-        </w:r>
-      </w:hyperlink>
-      <w:r>
-        <w:rPr>
-          <w:lang w:val="pt_PT" w:bidi="pt_PT"/>
-        </w:rPr>
-        <w:t xml:space="preserve">. No Antigo Testamento, Deus deu ao povo suas leis por meio de um homem chamado Moisés. Deus falou com Moisés, e Moisés disse ao povo o que Deus disse. Portanto, as pessoas muitas vezes dizem a </w:t>
-      </w:r>
-      <w:r>
-        <w:rPr>
-          <w:b/>
-          <w:lang w:val="pt_PT" w:bidi="pt_PT"/>
-        </w:rPr>
-        <w:t>lei de Moisés</w:t>
-      </w:r>
-      <w:r>
-        <w:rPr>
-          <w:lang w:val="pt_PT" w:bidi="pt_PT"/>
-        </w:rPr>
-        <w:t xml:space="preserve"> quando elas significam a lei que Deus deu ao povo por meio de Moisés.</w:t>
-      </w:r>
-    </w:p>
-    <w:p>
-      <w:pPr/>
-      <w:r>
-        <w:rPr>
-          <w:lang w:val="pt_PT" w:bidi="pt_PT"/>
-        </w:rPr>
-      </w:r>
-      <w:r>
-        <w:rPr>
-          <w:lang w:val="pt_PT" w:bidi="pt_PT"/>
-        </w:rPr>
-        <w:t xml:space="preserve">Uma lei é uma regra, ou um conjunto de regras que as pessoas têm que manter. O termo original que traduzimos “lei” na Bíblia é um termo que as pessoas podem usar em contextos legais quando alguém quebra uma lei de um país. Se alguém não mantém uma regra, dizemos que ele quebra a lei. Deus disse ao povo por meio de Moisés que, se as pessoas observassem a lei de Deus, Deus as </w:t>
-      </w:r>
-      <w:hyperlink r:id="rId16">
-        <w:r>
-          <w:rPr>
-            <w:lang w:val="pt_PT" w:bidi="pt_PT"/>
-          </w:rPr>
-          <w:rPr>
-            <w:color w:val="0000EE"/>
-            <w:u w:val="single"/>
-          </w:rPr>
-          <w:t>abençoaria</w:t>
-        </w:r>
-      </w:hyperlink>
-      <w:r>
-        <w:rPr>
-          <w:lang w:val="pt_PT" w:bidi="pt_PT"/>
-        </w:rPr>
-        <w:t xml:space="preserve">. Mas se as pessoas quebrassem a lei de Deus, Deus as puniria. Deus deu essas leis porque apenas obedecendo a essas regras as pessoas podem viver em um </w:t>
-      </w:r>
-      <w:hyperlink r:id="rId17">
-        <w:r>
-          <w:rPr>
-            <w:lang w:val="pt_PT" w:bidi="pt_PT"/>
-          </w:rPr>
-          <w:rPr>
-            <w:color w:val="0000EE"/>
-            <w:u w:val="single"/>
-          </w:rPr>
-          <w:t>relacionamento</w:t>
-        </w:r>
-      </w:hyperlink>
-      <w:r>
-        <w:rPr>
-          <w:lang w:val="pt_PT" w:bidi="pt_PT"/>
-        </w:rPr>
-        <w:t xml:space="preserve"> certo com Deus, e entre si.</w:t>
-      </w:r>
-    </w:p>
-    <w:p>
-      <w:pPr/>
-      <w:r>
-        <w:rPr>
-          <w:lang w:val="pt_PT" w:bidi="pt_PT"/>
-        </w:rPr>
-      </w:r>
-      <w:r>
-        <w:rPr>
-          <w:lang w:val="pt_PT" w:bidi="pt_PT"/>
-        </w:rPr>
-        <w:t xml:space="preserve">Um resumo da lei de Deus são os 10 </w:t>
-      </w:r>
-      <w:hyperlink r:id="rId18">
-        <w:r>
-          <w:rPr>
-            <w:lang w:val="pt_PT" w:bidi="pt_PT"/>
-          </w:rPr>
-          <w:rPr>
-            <w:color w:val="0000EE"/>
-            <w:u w:val="single"/>
-          </w:rPr>
-          <w:t>mandamentos</w:t>
-        </w:r>
-      </w:hyperlink>
-      <w:r>
-        <w:rPr>
-          <w:lang w:val="pt_PT" w:bidi="pt_PT"/>
-        </w:rPr>
-        <w:t>. A partir dessas 10 regras aprendemos como nos comportar para com Deus, e como se comportar uns com os outros. Jesus resumiu a lei ainda mais: ele disse: “Ame a Deus com todo o seu coração, e ame as outras pessoas tanto quanto você ama a si mesmo”. Esses são os mandamentos mais importantes.</w:t>
-      </w:r>
-    </w:p>
-    <w:p>
-      <w:pPr/>
-      <w:r>
-        <w:rPr>
-          <w:lang w:val="pt_PT" w:bidi="pt_PT"/>
-        </w:rPr>
-      </w:r>
-      <w:r>
-        <w:rPr>
-          <w:lang w:val="pt_PT" w:bidi="pt_PT"/>
-        </w:rPr>
-        <w:t xml:space="preserve">No Antigo Testamento, encontramos a lei de Deus, especialmente nos cinco primeiros livros da Bíblia. Portanto, os </w:t>
-      </w:r>
-      <w:hyperlink r:id="rId19">
-        <w:r>
-          <w:rPr>
-            <w:lang w:val="pt_PT" w:bidi="pt_PT"/>
-          </w:rPr>
-          <w:rPr>
-            <w:color w:val="0000EE"/>
-            <w:u w:val="single"/>
-          </w:rPr>
-          <w:t>judeus</w:t>
-        </w:r>
-      </w:hyperlink>
-      <w:r>
-        <w:rPr>
-          <w:lang w:val="pt_PT" w:bidi="pt_PT"/>
-        </w:rPr>
-        <w:t xml:space="preserve"> chamavam esses livros juntos de “a lei”, mesmo que nem tudo o que está nesses livros tenha a ver com a lei. Às vezes, quando os judeus falavam sobre “a lei”, eles até queriam dizer </w:t>
-      </w:r>
-      <w:r>
-        <w:rPr>
-          <w:i/>
-          <w:lang w:val="pt_PT" w:bidi="pt_PT"/>
-        </w:rPr>
-        <w:t>todos</w:t>
-      </w:r>
-      <w:r>
-        <w:rPr>
-          <w:lang w:val="pt_PT" w:bidi="pt_PT"/>
-        </w:rPr>
-        <w:t xml:space="preserve"> os livros das </w:t>
-      </w:r>
-      <w:hyperlink r:id="rId20">
-        <w:r>
-          <w:rPr>
-            <w:lang w:val="pt_PT" w:bidi="pt_PT"/>
-          </w:rPr>
-          <w:rPr>
-            <w:color w:val="0000EE"/>
-            <w:u w:val="single"/>
-          </w:rPr>
-          <w:t>Escrituras</w:t>
-        </w:r>
-      </w:hyperlink>
-      <w:r>
-        <w:rPr>
-          <w:lang w:val="pt_PT" w:bidi="pt_PT"/>
-        </w:rPr>
-        <w:t>, que é a parte da Bíblia que agora chamamos de Antigo Testamento.</w:t>
-      </w:r>
-    </w:p>
-    <w:p>
-      <w:pPr/>
-      <w:r>
-        <w:rPr>
-          <w:lang w:val="pt_PT" w:bidi="pt_PT"/>
-        </w:rPr>
-      </w:r>
-      <w:r>
-        <w:rPr>
-          <w:lang w:val="pt_PT" w:bidi="pt_PT"/>
-        </w:rPr>
-        <w:t>Então, quando uma pessoa judia estava falando sobre “a lei”, ela poderia estar falando sobre a lei que Deus deu ao povo por meio de Moisés, ou ela poderia estar falando sobre os cinco primeiros livros da Bíblia, ou ela poderia estar falando sobre todo o Antigo Testamento.</w:t>
-      </w:r>
-      <w:r>
-        <w:rPr>
-          <w:lang w:val="pt_PT" w:bidi="pt_PT"/>
-        </w:rPr>
-      </w:r>
-      <w:r>
-        <w:rPr>
-          <w:lang w:val="pt_PT" w:bidi="pt_PT"/>
-        </w:rPr>
-      </w:r>
-    </w:p>
-    <w:p>
-      <w:pPr/>
-      <w:r>
-        <w:rPr>
-          <w:lang w:val="pt_PT" w:bidi="pt_PT"/>
-        </w:rPr>
-      </w:r>
-    </w:p>
-    <w:p>
-      <w:pPr>
-        <w:pStyle w:val="Heading2"/>
-      </w:pPr>
-      <w:r>
-        <w:rPr>
-          <w:lang w:val="pt_PT" w:bidi="pt_PT"/>
-        </w:rPr>
-        <w:t>lei</w:t>
-      </w:r>
-      <w:r>
-        <w:rPr>
-          <w:lang w:val="pt_PT" w:bidi="pt_PT"/>
-        </w:rPr>
-      </w:r>
-    </w:p>
-    <w:p>
-      <w:pPr>
-        <w:pStyle w:val="Heading4"/>
-      </w:pPr>
-      <w:r>
-        <w:rPr>
-          <w:lang w:val="pt_PT" w:bidi="pt_PT"/>
-        </w:rPr>
-        <w:t>Audio Content</w:t>
-      </w:r>
-      <w:r>
-        <w:rPr>
-          <w:lang w:val="pt_PT" w:bidi="pt_PT"/>
-        </w:rPr>
-      </w:r>
-    </w:p>
-    <w:p>
-      <w:pPr/>
-      <w:r>
-        <w:rPr>
-          <w:lang w:val="pt_PT" w:bidi="pt_PT"/>
-        </w:rPr>
-      </w:r>
-      <w:hyperlink r:id="rId14">
         <w:r>
           <w:rPr>
             <w:lang w:val="pt_PT" w:bidi="pt_PT"/>
@@ -1085,247 +1019,205 @@
         </w:rPr>
         <w:t xml:space="preserve">Mesmo que muitas traduções da Bíblia usem a palavra lepra ou leproso, essa doença provavelmente não existia em </w:t>
       </w:r>
+      <w:r>
+        <w:rPr>
+          <w:lang w:val="pt_PT" w:bidi="pt_PT"/>
+        </w:rPr>
+        <w:t>Israel</w:t>
+      </w:r>
+      <w:r>
+        <w:rPr>
+          <w:lang w:val="pt_PT" w:bidi="pt_PT"/>
+        </w:rPr>
+        <w:t xml:space="preserve"> na época da Bíblia. Em vez disso, a palavra usada na Bíblia provavelmente significa outro tipo de doença de pele, ou talvez várias doenças de pele. Não sabemos exatamente.</w:t>
+      </w:r>
+    </w:p>
+    <w:p>
+      <w:pPr/>
+      <w:r>
+        <w:rPr>
+          <w:lang w:val="pt_PT" w:bidi="pt_PT"/>
+        </w:rPr>
+      </w:r>
+      <w:r>
+        <w:rPr>
+          <w:lang w:val="pt_PT" w:bidi="pt_PT"/>
+        </w:rPr>
+        <w:t>Seja qual for a doença de pele, era uma coisa muito ruim de ter, porque uma pessoa com essa doença era “</w:t>
+      </w:r>
+      <w:r>
+        <w:rPr>
+          <w:lang w:val="pt_PT" w:bidi="pt_PT"/>
+        </w:rPr>
+        <w:t>impura</w:t>
+      </w:r>
+      <w:r>
+        <w:rPr>
+          <w:lang w:val="pt_PT" w:bidi="pt_PT"/>
+        </w:rPr>
+        <w:t xml:space="preserve">” — isso significa que essa pessoa era considerada não adequada para </w:t>
+      </w:r>
+      <w:r>
+        <w:rPr>
+          <w:lang w:val="pt_PT" w:bidi="pt_PT"/>
+        </w:rPr>
+        <w:t>adorar</w:t>
+      </w:r>
+      <w:r>
+        <w:rPr>
+          <w:lang w:val="pt_PT" w:bidi="pt_PT"/>
+        </w:rPr>
+        <w:t xml:space="preserve"> a Deus. Uma pessoa impura não poderia participar de atividades dentro da comunidade. Eles tinham que viver fora da comunidade, longe de outras pessoas. Eles usavam o tipo de roupas que as pessoas naquela época usavam quando estavam de luto por causa da morte de alguém. Se outras pessoas viessem para perto deles, elas teriam que gritar: “Cuidado, somos impuros!” para que ninguém se aproximasse.</w:t>
+      </w:r>
+    </w:p>
+    <w:p>
+      <w:pPr/>
+      <w:r>
+        <w:rPr>
+          <w:lang w:val="pt_PT" w:bidi="pt_PT"/>
+        </w:rPr>
+      </w:r>
+      <w:r>
+        <w:rPr>
+          <w:lang w:val="pt_PT" w:bidi="pt_PT"/>
+        </w:rPr>
+        <w:t xml:space="preserve">A doença em si provavelmente não era contagiosa, mas a doença era um lembrete para as pessoas de como o </w:t>
+      </w:r>
+      <w:r>
+        <w:rPr>
+          <w:lang w:val="pt_PT" w:bidi="pt_PT"/>
+        </w:rPr>
+        <w:t>pecado</w:t>
+      </w:r>
+      <w:r>
+        <w:rPr>
+          <w:lang w:val="pt_PT" w:bidi="pt_PT"/>
+        </w:rPr>
+        <w:t xml:space="preserve"> se espalha. Essa doença começava com um pequeno ponto, que então poderia crescer e cobrir todo o corpo. Da mesma maneira, o pecado pode começar muito pequeno, mas pode se espalhar rapidamente. Por essa razão, uma pessoa com essa doença era inadequada para adorar a Deus, para lembrar as pessoas de que o pecado nos torna inadequados para servir a Deus.</w:t>
+      </w:r>
+    </w:p>
+    <w:p>
+      <w:pPr/>
+      <w:r>
+        <w:rPr>
+          <w:lang w:val="pt_PT" w:bidi="pt_PT"/>
+        </w:rPr>
+      </w:r>
+      <w:r>
+        <w:rPr>
+          <w:lang w:val="pt_PT" w:bidi="pt_PT"/>
+        </w:rPr>
+        <w:t>A doença chamada lepra na Bíblia era uma doença terrível de se ter e, às vezes, Deus dava às pessoas essa doença como punição.</w:t>
+      </w:r>
+    </w:p>
+    <w:p>
+      <w:pPr/>
+      <w:r>
+        <w:rPr>
+          <w:lang w:val="pt_PT" w:bidi="pt_PT"/>
+        </w:rPr>
+      </w:r>
+      <w:r>
+        <w:rPr>
+          <w:lang w:val="pt_PT" w:bidi="pt_PT"/>
+        </w:rPr>
+        <w:t xml:space="preserve">Sempre que alguém notava um ponto estranho em seu corpo, eles tinham que ir ao </w:t>
+      </w:r>
+      <w:r>
+        <w:rPr>
+          <w:lang w:val="pt_PT" w:bidi="pt_PT"/>
+        </w:rPr>
+        <w:t>sacerdote</w:t>
+      </w:r>
+      <w:r>
+        <w:rPr>
+          <w:lang w:val="pt_PT" w:bidi="pt_PT"/>
+        </w:rPr>
+        <w:t xml:space="preserve">. Os sacerdotes eram pessoas que trabalhavam no </w:t>
+      </w:r>
+      <w:r>
+        <w:rPr>
+          <w:lang w:val="pt_PT" w:bidi="pt_PT"/>
+        </w:rPr>
+        <w:t>templo</w:t>
+      </w:r>
+      <w:r>
+        <w:rPr>
+          <w:lang w:val="pt_PT" w:bidi="pt_PT"/>
+        </w:rPr>
+        <w:t xml:space="preserve"> de Deus. Os sacerdotes eram encarregados de garantir que as pessoas fossem ritualmente puras: os sacerdotes faziam os rituais que tornavam as pessoas adequadas para adorar a Deus. E, portanto, os sacerdotes tinham que decidir se uma pessoa com um ponto em seu corpo era pura ou não. Deus havia dado instruções em sua </w:t>
+      </w:r>
+      <w:r>
+        <w:rPr>
+          <w:lang w:val="pt_PT" w:bidi="pt_PT"/>
+        </w:rPr>
+        <w:t>lei</w:t>
+      </w:r>
+      <w:r>
+        <w:rPr>
+          <w:lang w:val="pt_PT" w:bidi="pt_PT"/>
+        </w:rPr>
+        <w:t xml:space="preserve"> para que os sacerdotes soubessem quando um ponto era de fato essa temida doença, ou se era apenas uma erupção cutânea inocente. Se o sacerdote não tivesse certeza, então a pessoa com o ponto tinha que ficar sozinha fora da comunidade por uma semana. Se o ponto tivesse crescido, então o sacerdote declarava que era a doença de pele. Se o ponto tivesse melhorado, então a pessoa tinha que tomar um banho, lavar suas roupas e então ele poderia voltar para a comunidade. Ele era puro novamente.</w:t>
+      </w:r>
+      <w:r>
+        <w:rPr>
+          <w:lang w:val="pt_PT" w:bidi="pt_PT"/>
+        </w:rPr>
+      </w:r>
+      <w:r>
+        <w:rPr>
+          <w:lang w:val="pt_PT" w:bidi="pt_PT"/>
+        </w:rPr>
+      </w:r>
+    </w:p>
+    <w:p>
+      <w:pPr/>
+      <w:r>
+        <w:rPr>
+          <w:lang w:val="pt_PT" w:bidi="pt_PT"/>
+        </w:rPr>
+      </w:r>
+    </w:p>
+    <w:p>
+      <w:pPr>
+        <w:pStyle w:val="Heading2"/>
+      </w:pPr>
+      <w:r>
+        <w:rPr>
+          <w:lang w:val="pt_PT" w:bidi="pt_PT"/>
+        </w:rPr>
+        <w:t>lepra</w:t>
+      </w:r>
+      <w:r>
+        <w:rPr>
+          <w:lang w:val="pt_PT" w:bidi="pt_PT"/>
+        </w:rPr>
+      </w:r>
+    </w:p>
+    <w:p>
+      <w:pPr>
+        <w:pStyle w:val="Heading4"/>
+      </w:pPr>
+      <w:r>
+        <w:rPr>
+          <w:lang w:val="pt_PT" w:bidi="pt_PT"/>
+        </w:rPr>
+        <w:t>Audio Content</w:t>
+      </w:r>
+      <w:r>
+        <w:rPr>
+          <w:lang w:val="pt_PT" w:bidi="pt_PT"/>
+        </w:rPr>
+      </w:r>
+    </w:p>
+    <w:p>
+      <w:pPr/>
+      <w:r>
+        <w:rPr>
+          <w:lang w:val="pt_PT" w:bidi="pt_PT"/>
+        </w:rPr>
+      </w:r>
       <w:hyperlink r:id="rId13">
-        <w:r>
-          <w:rPr>
-            <w:lang w:val="pt_PT" w:bidi="pt_PT"/>
-          </w:rPr>
-          <w:rPr>
-            <w:color w:val="0000EE"/>
-            <w:u w:val="single"/>
-          </w:rPr>
-          <w:t>Israel</w:t>
-        </w:r>
-      </w:hyperlink>
-      <w:r>
-        <w:rPr>
-          <w:lang w:val="pt_PT" w:bidi="pt_PT"/>
-        </w:rPr>
-        <w:t xml:space="preserve"> na época da Bíblia. Em vez disso, a palavra usada na Bíblia provavelmente significa outro tipo de doença de pele, ou talvez várias doenças de pele. Não sabemos exatamente.</w:t>
-      </w:r>
-    </w:p>
-    <w:p>
-      <w:pPr/>
-      <w:r>
-        <w:rPr>
-          <w:lang w:val="pt_PT" w:bidi="pt_PT"/>
-        </w:rPr>
-      </w:r>
-      <w:r>
-        <w:rPr>
-          <w:lang w:val="pt_PT" w:bidi="pt_PT"/>
-        </w:rPr>
-        <w:t>Seja qual for a doença de pele, era uma coisa muito ruim de ter, porque uma pessoa com essa doença era “</w:t>
-      </w:r>
-      <w:hyperlink r:id="rId21">
-        <w:r>
-          <w:rPr>
-            <w:lang w:val="pt_PT" w:bidi="pt_PT"/>
-          </w:rPr>
-          <w:rPr>
-            <w:color w:val="0000EE"/>
-            <w:u w:val="single"/>
-          </w:rPr>
-          <w:t>impura</w:t>
-        </w:r>
-      </w:hyperlink>
-      <w:r>
-        <w:rPr>
-          <w:lang w:val="pt_PT" w:bidi="pt_PT"/>
-        </w:rPr>
-        <w:t xml:space="preserve">” — isso significa que essa pessoa era considerada não adequada para </w:t>
-      </w:r>
-      <w:hyperlink r:id="rId22">
-        <w:r>
-          <w:rPr>
-            <w:lang w:val="pt_PT" w:bidi="pt_PT"/>
-          </w:rPr>
-          <w:rPr>
-            <w:color w:val="0000EE"/>
-            <w:u w:val="single"/>
-          </w:rPr>
-          <w:t>adorar</w:t>
-        </w:r>
-      </w:hyperlink>
-      <w:r>
-        <w:rPr>
-          <w:lang w:val="pt_PT" w:bidi="pt_PT"/>
-        </w:rPr>
-        <w:t xml:space="preserve"> a Deus. Uma pessoa impura não poderia participar de atividades dentro da comunidade. Eles tinham que viver fora da comunidade, longe de outras pessoas. Eles usavam o tipo de roupas que as pessoas naquela época usavam quando estavam de luto por causa da morte de alguém. Se outras pessoas viessem para perto deles, elas teriam que gritar: “Cuidado, somos impuros!” para que ninguém se aproximasse.</w:t>
-      </w:r>
-    </w:p>
-    <w:p>
-      <w:pPr/>
-      <w:r>
-        <w:rPr>
-          <w:lang w:val="pt_PT" w:bidi="pt_PT"/>
-        </w:rPr>
-      </w:r>
-      <w:r>
-        <w:rPr>
-          <w:lang w:val="pt_PT" w:bidi="pt_PT"/>
-        </w:rPr>
-        <w:t xml:space="preserve">A doença em si provavelmente não era contagiosa, mas a doença era um lembrete para as pessoas de como o </w:t>
-      </w:r>
-      <w:hyperlink r:id="rId23">
-        <w:r>
-          <w:rPr>
-            <w:lang w:val="pt_PT" w:bidi="pt_PT"/>
-          </w:rPr>
-          <w:rPr>
-            <w:color w:val="0000EE"/>
-            <w:u w:val="single"/>
-          </w:rPr>
-          <w:t>pecado</w:t>
-        </w:r>
-      </w:hyperlink>
-      <w:r>
-        <w:rPr>
-          <w:lang w:val="pt_PT" w:bidi="pt_PT"/>
-        </w:rPr>
-        <w:t xml:space="preserve"> se espalha. Essa doença começava com um pequeno ponto, que então poderia crescer e cobrir todo o corpo. Da mesma maneira, o pecado pode começar muito pequeno, mas pode se espalhar rapidamente. Por essa razão, uma pessoa com essa doença era inadequada para adorar a Deus, para lembrar as pessoas de que o pecado nos torna inadequados para servir a Deus.</w:t>
-      </w:r>
-    </w:p>
-    <w:p>
-      <w:pPr/>
-      <w:r>
-        <w:rPr>
-          <w:lang w:val="pt_PT" w:bidi="pt_PT"/>
-        </w:rPr>
-      </w:r>
-      <w:r>
-        <w:rPr>
-          <w:lang w:val="pt_PT" w:bidi="pt_PT"/>
-        </w:rPr>
-        <w:t>A doença chamada lepra na Bíblia era uma doença terrível de se ter e, às vezes, Deus dava às pessoas essa doença como punição.</w:t>
-      </w:r>
-    </w:p>
-    <w:p>
-      <w:pPr/>
-      <w:r>
-        <w:rPr>
-          <w:lang w:val="pt_PT" w:bidi="pt_PT"/>
-        </w:rPr>
-      </w:r>
-      <w:r>
-        <w:rPr>
-          <w:lang w:val="pt_PT" w:bidi="pt_PT"/>
-        </w:rPr>
-        <w:t xml:space="preserve">Sempre que alguém notava um ponto estranho em seu corpo, eles tinham que ir ao </w:t>
-      </w:r>
-      <w:hyperlink r:id="rId24">
-        <w:r>
-          <w:rPr>
-            <w:lang w:val="pt_PT" w:bidi="pt_PT"/>
-          </w:rPr>
-          <w:rPr>
-            <w:color w:val="0000EE"/>
-            <w:u w:val="single"/>
-          </w:rPr>
-          <w:t>sacerdote</w:t>
-        </w:r>
-      </w:hyperlink>
-      <w:r>
-        <w:rPr>
-          <w:lang w:val="pt_PT" w:bidi="pt_PT"/>
-        </w:rPr>
-        <w:t xml:space="preserve">. Os sacerdotes eram pessoas que trabalhavam no </w:t>
-      </w:r>
-      <w:hyperlink r:id="rId25">
-        <w:r>
-          <w:rPr>
-            <w:lang w:val="pt_PT" w:bidi="pt_PT"/>
-          </w:rPr>
-          <w:rPr>
-            <w:color w:val="0000EE"/>
-            <w:u w:val="single"/>
-          </w:rPr>
-          <w:t>templo</w:t>
-        </w:r>
-      </w:hyperlink>
-      <w:r>
-        <w:rPr>
-          <w:lang w:val="pt_PT" w:bidi="pt_PT"/>
-        </w:rPr>
-        <w:t xml:space="preserve"> de Deus. Os sacerdotes eram encarregados de garantir que as pessoas fossem ritualmente puras: os sacerdotes faziam os rituais que tornavam as pessoas adequadas para adorar a Deus. E, portanto, os sacerdotes tinham que decidir se uma pessoa com um ponto em seu corpo era pura ou não. Deus havia dado instruções em sua </w:t>
-      </w:r>
-      <w:hyperlink r:id="rId26">
-        <w:r>
-          <w:rPr>
-            <w:lang w:val="pt_PT" w:bidi="pt_PT"/>
-          </w:rPr>
-          <w:rPr>
-            <w:color w:val="0000EE"/>
-            <w:u w:val="single"/>
-          </w:rPr>
-          <w:t>lei</w:t>
-        </w:r>
-      </w:hyperlink>
-      <w:r>
-        <w:rPr>
-          <w:lang w:val="pt_PT" w:bidi="pt_PT"/>
-        </w:rPr>
-        <w:t xml:space="preserve"> para que os sacerdotes soubessem quando um ponto era de fato essa temida doença, ou se era apenas uma erupção cutânea inocente. Se o sacerdote não tivesse certeza, então a pessoa com o ponto tinha que ficar sozinha fora da comunidade por uma semana. Se o ponto tivesse crescido, então o sacerdote declarava que era a doença de pele. Se o ponto tivesse melhorado, então a pessoa tinha que tomar um banho, lavar suas roupas e então ele poderia voltar para a comunidade. Ele era puro novamente.</w:t>
-      </w:r>
-      <w:r>
-        <w:rPr>
-          <w:lang w:val="pt_PT" w:bidi="pt_PT"/>
-        </w:rPr>
-      </w:r>
-      <w:r>
-        <w:rPr>
-          <w:lang w:val="pt_PT" w:bidi="pt_PT"/>
-        </w:rPr>
-      </w:r>
-    </w:p>
-    <w:p>
-      <w:pPr/>
-      <w:r>
-        <w:rPr>
-          <w:lang w:val="pt_PT" w:bidi="pt_PT"/>
-        </w:rPr>
-      </w:r>
-    </w:p>
-    <w:p>
-      <w:pPr>
-        <w:pStyle w:val="Heading2"/>
-      </w:pPr>
-      <w:r>
-        <w:rPr>
-          <w:lang w:val="pt_PT" w:bidi="pt_PT"/>
-        </w:rPr>
-        <w:t>lepra</w:t>
-      </w:r>
-      <w:r>
-        <w:rPr>
-          <w:lang w:val="pt_PT" w:bidi="pt_PT"/>
-        </w:rPr>
-      </w:r>
-    </w:p>
-    <w:p>
-      <w:pPr>
-        <w:pStyle w:val="Heading4"/>
-      </w:pPr>
-      <w:r>
-        <w:rPr>
-          <w:lang w:val="pt_PT" w:bidi="pt_PT"/>
-        </w:rPr>
-        <w:t>Audio Content</w:t>
-      </w:r>
-      <w:r>
-        <w:rPr>
-          <w:lang w:val="pt_PT" w:bidi="pt_PT"/>
-        </w:rPr>
-      </w:r>
-    </w:p>
-    <w:p>
-      <w:pPr/>
-      <w:r>
-        <w:rPr>
-          <w:lang w:val="pt_PT" w:bidi="pt_PT"/>
-        </w:rPr>
-      </w:r>
-      <w:hyperlink r:id="rId14">
         <w:r>
           <w:rPr>
             <w:lang w:val="pt_PT" w:bidi="pt_PT"/>
@@ -1391,269 +1283,215 @@
         </w:rPr>
         <w:t xml:space="preserve">Levitas são pessoas que pertencem à tribo de Levi, uma das 12 tribos de </w:t>
       </w:r>
+      <w:r>
+        <w:rPr>
+          <w:lang w:val="pt_PT" w:bidi="pt_PT"/>
+        </w:rPr>
+        <w:t>Israel</w:t>
+      </w:r>
+      <w:r>
+        <w:rPr>
+          <w:lang w:val="pt_PT" w:bidi="pt_PT"/>
+        </w:rPr>
+        <w:t>.</w:t>
+      </w:r>
+    </w:p>
+    <w:p>
+      <w:pPr/>
+      <w:r>
+        <w:rPr>
+          <w:lang w:val="pt_PT" w:bidi="pt_PT"/>
+        </w:rPr>
+      </w:r>
+      <w:r>
+        <w:rPr>
+          <w:lang w:val="pt_PT" w:bidi="pt_PT"/>
+        </w:rPr>
+        <w:t xml:space="preserve">O primeiro ancestral dos </w:t>
+      </w:r>
+      <w:r>
+        <w:rPr>
+          <w:lang w:val="pt_PT" w:bidi="pt_PT"/>
+        </w:rPr>
+        <w:t>israelitas</w:t>
+      </w:r>
+      <w:r>
+        <w:rPr>
+          <w:lang w:val="pt_PT" w:bidi="pt_PT"/>
+        </w:rPr>
+        <w:t xml:space="preserve"> era </w:t>
+      </w:r>
+      <w:r>
+        <w:rPr>
+          <w:lang w:val="pt_PT" w:bidi="pt_PT"/>
+        </w:rPr>
+        <w:t>Abraão</w:t>
+      </w:r>
+      <w:r>
+        <w:rPr>
+          <w:lang w:val="pt_PT" w:bidi="pt_PT"/>
+        </w:rPr>
+        <w:t>. O neto de Abraão, Jacó, teve 12 filhos. Os descendentes desses 12 filhos se tornaram as 12 tribos de Israel. O nome de um dos filhos de Jacó era Levi, e seus descendentes se tornaram conhecidos como os levitas, ou a tribo de Levi.</w:t>
+      </w:r>
+    </w:p>
+    <w:p>
+      <w:pPr/>
+      <w:r>
+        <w:rPr>
+          <w:lang w:val="pt_PT" w:bidi="pt_PT"/>
+        </w:rPr>
+      </w:r>
+      <w:r>
+        <w:rPr>
+          <w:lang w:val="pt_PT" w:bidi="pt_PT"/>
+        </w:rPr>
+        <w:t xml:space="preserve">Moisés, por meio de quem Deus deu ao povo sua </w:t>
+      </w:r>
+      <w:r>
+        <w:rPr>
+          <w:lang w:val="pt_PT" w:bidi="pt_PT"/>
+        </w:rPr>
+        <w:t>lei</w:t>
+      </w:r>
+      <w:r>
+        <w:rPr>
+          <w:lang w:val="pt_PT" w:bidi="pt_PT"/>
+        </w:rPr>
+        <w:t xml:space="preserve">, era um levita. E o irmão de Moisés, Arão, também era um levita. Esses levitas que eram descendentes de Arão se tornaram </w:t>
+      </w:r>
+      <w:r>
+        <w:rPr>
+          <w:lang w:val="pt_PT" w:bidi="pt_PT"/>
+        </w:rPr>
+        <w:t>sacerdotes</w:t>
+      </w:r>
+      <w:r>
+        <w:rPr>
+          <w:lang w:val="pt_PT" w:bidi="pt_PT"/>
+        </w:rPr>
+        <w:t xml:space="preserve">. Os sacerdotes eram pessoas que trabalhavam no </w:t>
+      </w:r>
+      <w:r>
+        <w:rPr>
+          <w:lang w:val="pt_PT" w:bidi="pt_PT"/>
+        </w:rPr>
+        <w:t>templo</w:t>
+      </w:r>
+      <w:r>
+        <w:rPr>
+          <w:lang w:val="pt_PT" w:bidi="pt_PT"/>
+        </w:rPr>
+        <w:t xml:space="preserve"> de Deus em </w:t>
+      </w:r>
+      <w:r>
+        <w:rPr>
+          <w:lang w:val="pt_PT" w:bidi="pt_PT"/>
+        </w:rPr>
+        <w:t>Jerusalém</w:t>
+      </w:r>
+      <w:r>
+        <w:rPr>
+          <w:lang w:val="pt_PT" w:bidi="pt_PT"/>
+        </w:rPr>
+        <w:t xml:space="preserve">. Antes que as pessoas construíssem o templo, os sacerdotes trabalhavam no tabernáculo, que era um templo portátil, uma tenda. O templo, e antes disso o tabernáculo, era o lugar onde o povo israelita </w:t>
+      </w:r>
+      <w:r>
+        <w:rPr>
+          <w:lang w:val="pt_PT" w:bidi="pt_PT"/>
+        </w:rPr>
+        <w:t>adorava</w:t>
+      </w:r>
+      <w:r>
+        <w:rPr>
+          <w:lang w:val="pt_PT" w:bidi="pt_PT"/>
+        </w:rPr>
+        <w:t xml:space="preserve"> a Deus. Os sacerdotes eram responsáveis por oferecer </w:t>
+      </w:r>
+      <w:r>
+        <w:rPr>
+          <w:lang w:val="pt_PT" w:bidi="pt_PT"/>
+        </w:rPr>
+        <w:t>sacrifícios</w:t>
+      </w:r>
+      <w:r>
+        <w:rPr>
+          <w:lang w:val="pt_PT" w:bidi="pt_PT"/>
+        </w:rPr>
+        <w:t xml:space="preserve"> a Deus em nome do povo. Eles cuidavam do templo e ensinavam o povo como adorar a Deus. Esse era um trabalho muito importante. Outros levitas que não eram descendentes de Arão também eram importantes, porque eles ajudavam os sacerdotes em seus deveres. Eles também ajudaram os sacerdotes a cuidar do tabernáculo, e mais tarde, do templo.</w:t>
+      </w:r>
+    </w:p>
+    <w:p>
+      <w:pPr/>
+      <w:r>
+        <w:rPr>
+          <w:lang w:val="pt_PT" w:bidi="pt_PT"/>
+        </w:rPr>
+      </w:r>
+      <w:r>
+        <w:rPr>
+          <w:lang w:val="pt_PT" w:bidi="pt_PT"/>
+        </w:rPr>
+        <w:t>A Bíblia muitas vezes fala sobre “sacerdotes e levitas”. Os sacerdotes são mencionados separadamente porque eles eram mais importantes, mesmo que os próprios sacerdotes também sejam levitas.</w:t>
+      </w:r>
+      <w:r>
+        <w:rPr>
+          <w:lang w:val="pt_PT" w:bidi="pt_PT"/>
+        </w:rPr>
+      </w:r>
+      <w:r>
+        <w:rPr>
+          <w:lang w:val="pt_PT" w:bidi="pt_PT"/>
+        </w:rPr>
+      </w:r>
+    </w:p>
+    <w:p>
+      <w:pPr/>
+      <w:r>
+        <w:rPr>
+          <w:lang w:val="pt_PT" w:bidi="pt_PT"/>
+        </w:rPr>
+      </w:r>
+    </w:p>
+    <w:p>
+      <w:pPr>
+        <w:pStyle w:val="Heading2"/>
+      </w:pPr>
+      <w:r>
+        <w:rPr>
+          <w:lang w:val="pt_PT" w:bidi="pt_PT"/>
+        </w:rPr>
+        <w:t>Levita</w:t>
+      </w:r>
+      <w:r>
+        <w:rPr>
+          <w:lang w:val="pt_PT" w:bidi="pt_PT"/>
+        </w:rPr>
+      </w:r>
+    </w:p>
+    <w:p>
+      <w:pPr>
+        <w:pStyle w:val="Heading4"/>
+      </w:pPr>
+      <w:r>
+        <w:rPr>
+          <w:lang w:val="pt_PT" w:bidi="pt_PT"/>
+        </w:rPr>
+        <w:t>Audio Content</w:t>
+      </w:r>
+      <w:r>
+        <w:rPr>
+          <w:lang w:val="pt_PT" w:bidi="pt_PT"/>
+        </w:rPr>
+      </w:r>
+    </w:p>
+    <w:p>
+      <w:pPr/>
+      <w:r>
+        <w:rPr>
+          <w:lang w:val="pt_PT" w:bidi="pt_PT"/>
+        </w:rPr>
+      </w:r>
       <w:hyperlink r:id="rId13">
-        <w:r>
-          <w:rPr>
-            <w:lang w:val="pt_PT" w:bidi="pt_PT"/>
-          </w:rPr>
-          <w:rPr>
-            <w:color w:val="0000EE"/>
-            <w:u w:val="single"/>
-          </w:rPr>
-          <w:t>Israel</w:t>
-        </w:r>
-      </w:hyperlink>
-      <w:r>
-        <w:rPr>
-          <w:lang w:val="pt_PT" w:bidi="pt_PT"/>
-        </w:rPr>
-        <w:t>.</w:t>
-      </w:r>
-    </w:p>
-    <w:p>
-      <w:pPr/>
-      <w:r>
-        <w:rPr>
-          <w:lang w:val="pt_PT" w:bidi="pt_PT"/>
-        </w:rPr>
-      </w:r>
-      <w:r>
-        <w:rPr>
-          <w:lang w:val="pt_PT" w:bidi="pt_PT"/>
-        </w:rPr>
-        <w:t xml:space="preserve">O primeiro ancestral dos </w:t>
-      </w:r>
-      <w:hyperlink r:id="rId27">
-        <w:r>
-          <w:rPr>
-            <w:lang w:val="pt_PT" w:bidi="pt_PT"/>
-          </w:rPr>
-          <w:rPr>
-            <w:color w:val="0000EE"/>
-            <w:u w:val="single"/>
-          </w:rPr>
-          <w:t>israelitas</w:t>
-        </w:r>
-      </w:hyperlink>
-      <w:r>
-        <w:rPr>
-          <w:lang w:val="pt_PT" w:bidi="pt_PT"/>
-        </w:rPr>
-        <w:t xml:space="preserve"> era </w:t>
-      </w:r>
-      <w:hyperlink r:id="rId28">
-        <w:r>
-          <w:rPr>
-            <w:lang w:val="pt_PT" w:bidi="pt_PT"/>
-          </w:rPr>
-          <w:rPr>
-            <w:color w:val="0000EE"/>
-            <w:u w:val="single"/>
-          </w:rPr>
-          <w:t>Abraão</w:t>
-        </w:r>
-      </w:hyperlink>
-      <w:r>
-        <w:rPr>
-          <w:lang w:val="pt_PT" w:bidi="pt_PT"/>
-        </w:rPr>
-        <w:t>. O neto de Abraão, Jacó, teve 12 filhos. Os descendentes desses 12 filhos se tornaram as 12 tribos de Israel. O nome de um dos filhos de Jacó era Levi, e seus descendentes se tornaram conhecidos como os levitas, ou a tribo de Levi.</w:t>
-      </w:r>
-    </w:p>
-    <w:p>
-      <w:pPr/>
-      <w:r>
-        <w:rPr>
-          <w:lang w:val="pt_PT" w:bidi="pt_PT"/>
-        </w:rPr>
-      </w:r>
-      <w:r>
-        <w:rPr>
-          <w:lang w:val="pt_PT" w:bidi="pt_PT"/>
-        </w:rPr>
-        <w:t xml:space="preserve">Moisés, por meio de quem Deus deu ao povo sua </w:t>
-      </w:r>
-      <w:hyperlink r:id="rId26">
-        <w:r>
-          <w:rPr>
-            <w:lang w:val="pt_PT" w:bidi="pt_PT"/>
-          </w:rPr>
-          <w:rPr>
-            <w:color w:val="0000EE"/>
-            <w:u w:val="single"/>
-          </w:rPr>
-          <w:t>lei</w:t>
-        </w:r>
-      </w:hyperlink>
-      <w:r>
-        <w:rPr>
-          <w:lang w:val="pt_PT" w:bidi="pt_PT"/>
-        </w:rPr>
-        <w:t xml:space="preserve">, era um levita. E o irmão de Moisés, Arão, também era um levita. Esses levitas que eram descendentes de Arão se tornaram </w:t>
-      </w:r>
-      <w:hyperlink r:id="rId24">
-        <w:r>
-          <w:rPr>
-            <w:lang w:val="pt_PT" w:bidi="pt_PT"/>
-          </w:rPr>
-          <w:rPr>
-            <w:color w:val="0000EE"/>
-            <w:u w:val="single"/>
-          </w:rPr>
-          <w:t>sacerdotes</w:t>
-        </w:r>
-      </w:hyperlink>
-      <w:r>
-        <w:rPr>
-          <w:lang w:val="pt_PT" w:bidi="pt_PT"/>
-        </w:rPr>
-        <w:t xml:space="preserve">. Os sacerdotes eram pessoas que trabalhavam no </w:t>
-      </w:r>
-      <w:hyperlink r:id="rId25">
-        <w:r>
-          <w:rPr>
-            <w:lang w:val="pt_PT" w:bidi="pt_PT"/>
-          </w:rPr>
-          <w:rPr>
-            <w:color w:val="0000EE"/>
-            <w:u w:val="single"/>
-          </w:rPr>
-          <w:t>templo</w:t>
-        </w:r>
-      </w:hyperlink>
-      <w:r>
-        <w:rPr>
-          <w:lang w:val="pt_PT" w:bidi="pt_PT"/>
-        </w:rPr>
-        <w:t xml:space="preserve"> de Deus em </w:t>
-      </w:r>
-      <w:hyperlink r:id="rId29">
-        <w:r>
-          <w:rPr>
-            <w:lang w:val="pt_PT" w:bidi="pt_PT"/>
-          </w:rPr>
-          <w:rPr>
-            <w:color w:val="0000EE"/>
-            <w:u w:val="single"/>
-          </w:rPr>
-          <w:t>Jerusalém</w:t>
-        </w:r>
-      </w:hyperlink>
-      <w:r>
-        <w:rPr>
-          <w:lang w:val="pt_PT" w:bidi="pt_PT"/>
-        </w:rPr>
-        <w:t xml:space="preserve">. Antes que as pessoas construíssem o templo, os sacerdotes trabalhavam no tabernáculo, que era um templo portátil, uma tenda. O templo, e antes disso o tabernáculo, era o lugar onde o povo israelita </w:t>
-      </w:r>
-      <w:hyperlink r:id="rId22">
-        <w:r>
-          <w:rPr>
-            <w:lang w:val="pt_PT" w:bidi="pt_PT"/>
-          </w:rPr>
-          <w:rPr>
-            <w:color w:val="0000EE"/>
-            <w:u w:val="single"/>
-          </w:rPr>
-          <w:t>adorava</w:t>
-        </w:r>
-      </w:hyperlink>
-      <w:r>
-        <w:rPr>
-          <w:lang w:val="pt_PT" w:bidi="pt_PT"/>
-        </w:rPr>
-        <w:t xml:space="preserve"> a Deus. Os sacerdotes eram responsáveis por oferecer </w:t>
-      </w:r>
-      <w:hyperlink r:id="rId30">
-        <w:r>
-          <w:rPr>
-            <w:lang w:val="pt_PT" w:bidi="pt_PT"/>
-          </w:rPr>
-          <w:rPr>
-            <w:color w:val="0000EE"/>
-            <w:u w:val="single"/>
-          </w:rPr>
-          <w:t>sacrifícios</w:t>
-        </w:r>
-      </w:hyperlink>
-      <w:r>
-        <w:rPr>
-          <w:lang w:val="pt_PT" w:bidi="pt_PT"/>
-        </w:rPr>
-        <w:t xml:space="preserve"> a Deus em nome do povo. Eles cuidavam do templo e ensinavam o povo como adorar a Deus. Esse era um trabalho muito importante. Outros levitas que não eram descendentes de Arão também eram importantes, porque eles ajudavam os sacerdotes em seus deveres. Eles também ajudaram os sacerdotes a cuidar do tabernáculo, e mais tarde, do templo.</w:t>
-      </w:r>
-    </w:p>
-    <w:p>
-      <w:pPr/>
-      <w:r>
-        <w:rPr>
-          <w:lang w:val="pt_PT" w:bidi="pt_PT"/>
-        </w:rPr>
-      </w:r>
-      <w:r>
-        <w:rPr>
-          <w:lang w:val="pt_PT" w:bidi="pt_PT"/>
-        </w:rPr>
-        <w:t>A Bíblia muitas vezes fala sobre “sacerdotes e levitas”. Os sacerdotes são mencionados separadamente porque eles eram mais importantes, mesmo que os próprios sacerdotes também sejam levitas.</w:t>
-      </w:r>
-      <w:r>
-        <w:rPr>
-          <w:lang w:val="pt_PT" w:bidi="pt_PT"/>
-        </w:rPr>
-      </w:r>
-      <w:r>
-        <w:rPr>
-          <w:lang w:val="pt_PT" w:bidi="pt_PT"/>
-        </w:rPr>
-      </w:r>
-    </w:p>
-    <w:p>
-      <w:pPr/>
-      <w:r>
-        <w:rPr>
-          <w:lang w:val="pt_PT" w:bidi="pt_PT"/>
-        </w:rPr>
-      </w:r>
-    </w:p>
-    <w:p>
-      <w:pPr>
-        <w:pStyle w:val="Heading2"/>
-      </w:pPr>
-      <w:r>
-        <w:rPr>
-          <w:lang w:val="pt_PT" w:bidi="pt_PT"/>
-        </w:rPr>
-        <w:t>Levita</w:t>
-      </w:r>
-      <w:r>
-        <w:rPr>
-          <w:lang w:val="pt_PT" w:bidi="pt_PT"/>
-        </w:rPr>
-      </w:r>
-    </w:p>
-    <w:p>
-      <w:pPr>
-        <w:pStyle w:val="Heading4"/>
-      </w:pPr>
-      <w:r>
-        <w:rPr>
-          <w:lang w:val="pt_PT" w:bidi="pt_PT"/>
-        </w:rPr>
-        <w:t>Audio Content</w:t>
-      </w:r>
-      <w:r>
-        <w:rPr>
-          <w:lang w:val="pt_PT" w:bidi="pt_PT"/>
-        </w:rPr>
-      </w:r>
-    </w:p>
-    <w:p>
-      <w:pPr/>
-      <w:r>
-        <w:rPr>
-          <w:lang w:val="pt_PT" w:bidi="pt_PT"/>
-        </w:rPr>
-      </w:r>
-      <w:hyperlink r:id="rId14">
         <w:r>
           <w:rPr>
             <w:lang w:val="pt_PT" w:bidi="pt_PT"/>
@@ -1746,36 +1584,24 @@
         </w:rPr>
         <w:t xml:space="preserve">Mas alguém que fala “uma língua” ou que fala “em línguas”, também pode se referir a uma pessoa que tem um dom especial do </w:t>
       </w:r>
-      <w:hyperlink r:id="rId31">
-        <w:r>
-          <w:rPr>
-            <w:lang w:val="pt_PT" w:bidi="pt_PT"/>
-          </w:rPr>
-          <w:rPr>
-            <w:color w:val="0000EE"/>
-            <w:u w:val="single"/>
-          </w:rPr>
-          <w:t>Espírito Santo</w:t>
-        </w:r>
-      </w:hyperlink>
+      <w:r>
+        <w:rPr>
+          <w:lang w:val="pt_PT" w:bidi="pt_PT"/>
+        </w:rPr>
+        <w:t>Espírito Santo</w:t>
+      </w:r>
       <w:r>
         <w:rPr>
           <w:lang w:val="pt_PT" w:bidi="pt_PT"/>
         </w:rPr>
         <w:t xml:space="preserve">. Quando as pessoas falam em línguas como essa, elas normalmente não entendem o que elas estão dizendo. O Espírito Santo está fazendo essas pessoas falarem em um idioma que elas mesmas não conhecem. Nesse idioma desconhecido, o povo está louvando a Deus ou falando alguma verdade sobre Deus. Às vezes as pessoas que ouvem isso são capazes de entender as palavras; às vezes porque elas conhecem o idioma, ou às vezes porque o Espírito Santo está lhes dando a explicação. Por exemplo, quando o Espírito Santo veio sobre os novos </w:t>
       </w:r>
-      <w:hyperlink r:id="rId32">
-        <w:r>
-          <w:rPr>
-            <w:lang w:val="pt_PT" w:bidi="pt_PT"/>
-          </w:rPr>
-          <w:rPr>
-            <w:color w:val="0000EE"/>
-            <w:u w:val="single"/>
-          </w:rPr>
-          <w:t>crentes</w:t>
-        </w:r>
-      </w:hyperlink>
+      <w:r>
+        <w:rPr>
+          <w:lang w:val="pt_PT" w:bidi="pt_PT"/>
+        </w:rPr>
+        <w:t>crentes</w:t>
+      </w:r>
       <w:r>
         <w:rPr>
           <w:lang w:val="pt_PT" w:bidi="pt_PT"/>
@@ -1796,18 +1622,12 @@
         </w:rPr>
         <w:t xml:space="preserve">O dom de falar em línguas é um dos dons que o Espírito Santo pode dar aos crentes. Outros dons podem, por exemplo, ser a capacidade de ter um conhecimento especial, ou sabedoria, ou a capacidade de realizar </w:t>
       </w:r>
-      <w:hyperlink r:id="rId33">
-        <w:r>
-          <w:rPr>
-            <w:lang w:val="pt_PT" w:bidi="pt_PT"/>
-          </w:rPr>
-          <w:rPr>
-            <w:color w:val="0000EE"/>
-            <w:u w:val="single"/>
-          </w:rPr>
-          <w:t>milagres</w:t>
-        </w:r>
-      </w:hyperlink>
+      <w:r>
+        <w:rPr>
+          <w:lang w:val="pt_PT" w:bidi="pt_PT"/>
+        </w:rPr>
+        <w:t>milagres</w:t>
+      </w:r>
       <w:r>
         <w:rPr>
           <w:lang w:val="pt_PT" w:bidi="pt_PT"/>
@@ -1872,7 +1692,7 @@
           <w:lang w:val="pt_PT" w:bidi="pt_PT"/>
         </w:rPr>
       </w:r>
-      <w:hyperlink r:id="rId14">
+      <w:hyperlink r:id="rId13">
         <w:r>
           <w:rPr>
             <w:lang w:val="pt_PT" w:bidi="pt_PT"/>
@@ -1951,18 +1771,12 @@
         </w:rPr>
         <w:t xml:space="preserve"> a Deus, você fala coisas boas sobre Deus e a Deus em voz alta, porque você reconhece que Deus é bom e incrível e que Deus merece grande honra. Você agradece a Deus pelas coisas boas que ele fez e as </w:t>
       </w:r>
-      <w:hyperlink r:id="rId16">
-        <w:r>
-          <w:rPr>
-            <w:lang w:val="pt_PT" w:bidi="pt_PT"/>
-          </w:rPr>
-          <w:rPr>
-            <w:color w:val="0000EE"/>
-            <w:u w:val="single"/>
-          </w:rPr>
-          <w:t>bênçãos</w:t>
-        </w:r>
-      </w:hyperlink>
+      <w:r>
+        <w:rPr>
+          <w:lang w:val="pt_PT" w:bidi="pt_PT"/>
+        </w:rPr>
+        <w:t>bênçãos</w:t>
+      </w:r>
       <w:r>
         <w:rPr>
           <w:lang w:val="pt_PT" w:bidi="pt_PT"/>
@@ -2027,7 +1841,7 @@
           <w:lang w:val="pt_PT" w:bidi="pt_PT"/>
         </w:rPr>
       </w:r>
-      <w:hyperlink r:id="rId14">
+      <w:hyperlink r:id="rId13">
         <w:r>
           <w:rPr>
             <w:lang w:val="pt_PT" w:bidi="pt_PT"/>

--- a/por/docx/011.content.docx
+++ b/por/docx/011.content.docx
@@ -277,23 +277,7 @@
         <w:rPr>
           <w:lang w:val="pt_PT" w:bidi="pt_PT"/>
         </w:rPr>
-        <w:t>lagar</w:t>
-      </w:r>
-      <w:r>
-        <w:rPr>
-          <w:lang w:val="pt_PT" w:bidi="pt_PT"/>
-        </w:rPr>
-      </w:r>
-    </w:p>
-    <w:p>
-      <w:pPr>
-        <w:pStyle w:val="Heading4"/>
-      </w:pPr>
-      <w:r>
-        <w:rPr>
-          <w:lang w:val="pt_PT" w:bidi="pt_PT"/>
-        </w:rPr>
-        <w:t>Audio Content</w:t>
+        <w:t>lâmpada de óleo</w:t>
       </w:r>
       <w:r>
         <w:rPr>
@@ -308,33 +292,36 @@
           <w:lang w:val="pt_PT" w:bidi="pt_PT"/>
         </w:rPr>
       </w:r>
-      <w:hyperlink r:id="rId13">
-        <w:r>
-          <w:rPr>
-            <w:lang w:val="pt_PT" w:bidi="pt_PT"/>
-          </w:rPr>
-          <w:rPr>
-            <w:color w:val="0000EE"/>
-            <w:u w:val="single"/>
-          </w:rPr>
-          <w:t>mp3 file</w:t>
-        </w:r>
-      </w:hyperlink>
-      <w:r>
-        <w:rPr>
-          <w:lang w:val="pt_PT" w:bidi="pt_PT"/>
-        </w:rPr>
-        <w:t xml:space="preserve"> (None KB)</w:t>
-      </w:r>
-      <w:r>
-        <w:rPr>
-          <w:lang w:val="pt_PT" w:bidi="pt_PT"/>
-        </w:rPr>
-      </w:r>
-      <w:r>
-        <w:rPr>
-          <w:lang w:val="pt_PT" w:bidi="pt_PT"/>
-        </w:rPr>
+      <w:r>
+        <w:rPr>
+          <w:lang w:val="pt_PT" w:bidi="pt_PT"/>
+        </w:rPr>
+        <w:t xml:space="preserve">O povo de </w:t>
+      </w:r>
+      <w:r>
+        <w:rPr>
+          <w:lang w:val="pt_PT" w:bidi="pt_PT"/>
+        </w:rPr>
+        <w:t>Israel</w:t>
+      </w:r>
+      <w:r>
+        <w:rPr>
+          <w:lang w:val="pt_PT" w:bidi="pt_PT"/>
+        </w:rPr>
+        <w:t xml:space="preserve"> usava </w:t>
+      </w:r>
+      <w:r>
+        <w:rPr>
+          <w:b/>
+          <w:lang w:val="pt_PT" w:bidi="pt_PT"/>
+        </w:rPr>
+        <w:t>lâmpadas de óleo</w:t>
+      </w:r>
+      <w:r>
+        <w:rPr>
+          <w:lang w:val="pt_PT" w:bidi="pt_PT"/>
+        </w:rPr>
+        <w:t xml:space="preserve"> para ajudá-los a ver no escuro. As pessoas faziam lâmpadas de argila que era queimada em um forno para torná-la dura. As pessoas também podiam forjar lâmpadas a partir de pedra. Muitas lâmpadas de óleo simplesmente pareciam um pouco como se alguém beliscasse a borda de uma tigela, mas outras lâmpadas de óleo eram mais elaboradas. As pessoas colocavam óleo na tigela. Normalmente era o azeite, que vinha do fruto de uma oliveira. Então as pessoas colocavam uma tira de pano na tigela: uma extremidade descansava dentro do óleo, e a outra extremidade descansava no bordo da lâmpada. A tira de pano é chamada de pavio. O pavio absorvia o óleo. As pessoas então acendiam o pavio. A lâmpada continuaria queimando enquanto houvesse óleo, ou até que o pavio fosse queimado completamente.</w:t>
       </w:r>
     </w:p>
     <w:p>
@@ -344,21 +331,11 @@
           <w:lang w:val="pt_PT" w:bidi="pt_PT"/>
         </w:rPr>
       </w:r>
-    </w:p>
-    <w:p>
-      <w:pPr>
-        <w:pStyle w:val="Heading2"/>
-      </w:pPr>
-      <w:r>
-        <w:rPr>
-          <w:lang w:val="pt_PT" w:bidi="pt_PT"/>
-        </w:rPr>
-        <w:t>lâmpada de óleo</w:t>
-      </w:r>
-      <w:r>
-        <w:rPr>
-          <w:lang w:val="pt_PT" w:bidi="pt_PT"/>
-        </w:rPr>
+      <w:r>
+        <w:rPr>
+          <w:lang w:val="pt_PT" w:bidi="pt_PT"/>
+        </w:rPr>
+        <w:t>Dentro de uma casa, as pessoas colocavam lâmpadas de óleo em suportes para que elas fossem mais altas e dessem mais luz.</w:t>
       </w:r>
     </w:p>
     <w:p>
@@ -372,32 +349,17 @@
         <w:rPr>
           <w:lang w:val="pt_PT" w:bidi="pt_PT"/>
         </w:rPr>
-        <w:t xml:space="preserve">O povo de </w:t>
-      </w:r>
-      <w:r>
-        <w:rPr>
-          <w:lang w:val="pt_PT" w:bidi="pt_PT"/>
-        </w:rPr>
-        <w:t>Israel</w:t>
-      </w:r>
-      <w:r>
-        <w:rPr>
-          <w:lang w:val="pt_PT" w:bidi="pt_PT"/>
-        </w:rPr>
-        <w:t xml:space="preserve"> usava </w:t>
-      </w:r>
-      <w:r>
-        <w:rPr>
-          <w:b/>
-          <w:lang w:val="pt_PT" w:bidi="pt_PT"/>
-        </w:rPr>
-        <w:t>lâmpadas de óleo</w:t>
-      </w:r>
-      <w:r>
-        <w:rPr>
-          <w:lang w:val="pt_PT" w:bidi="pt_PT"/>
-        </w:rPr>
-        <w:t xml:space="preserve"> para ajudá-los a ver no escuro. As pessoas faziam lâmpadas de argila que era queimada em um forno para torná-la dura. As pessoas também podiam forjar lâmpadas a partir de pedra. Muitas lâmpadas de óleo simplesmente pareciam um pouco como se alguém beliscasse a borda de uma tigela, mas outras lâmpadas de óleo eram mais elaboradas. As pessoas colocavam óleo na tigela. Normalmente era o azeite, que vinha do fruto de uma oliveira. Então as pessoas colocavam uma tira de pano na tigela: uma extremidade descansava dentro do óleo, e a outra extremidade descansava no bordo da lâmpada. A tira de pano é chamada de pavio. O pavio absorvia o óleo. As pessoas então acendiam o pavio. A lâmpada continuaria queimando enquanto houvesse óleo, ou até que o pavio fosse queimado completamente.</w:t>
+        <w:t>Pode ser que você queira olhar algumas imagens de lâmpadas de óleo.</w:t>
+      </w:r>
+      <w:r>
+        <w:rPr>
+          <w:lang w:val="pt_PT" w:bidi="pt_PT"/>
+        </w:rPr>
+      </w:r>
+      <w:r>
+        <w:rPr>
+          <w:lang w:val="pt_PT" w:bidi="pt_PT"/>
+        </w:rPr>
       </w:r>
     </w:p>
     <w:p>
@@ -407,11 +369,21 @@
           <w:lang w:val="pt_PT" w:bidi="pt_PT"/>
         </w:rPr>
       </w:r>
-      <w:r>
-        <w:rPr>
-          <w:lang w:val="pt_PT" w:bidi="pt_PT"/>
-        </w:rPr>
-        <w:t>Dentro de uma casa, as pessoas colocavam lâmpadas de óleo em suportes para que elas fossem mais altas e dessem mais luz.</w:t>
+    </w:p>
+    <w:p>
+      <w:pPr>
+        <w:pStyle w:val="Heading2"/>
+      </w:pPr>
+      <w:r>
+        <w:rPr>
+          <w:lang w:val="pt_PT" w:bidi="pt_PT"/>
+        </w:rPr>
+        <w:t>legião</w:t>
+      </w:r>
+      <w:r>
+        <w:rPr>
+          <w:lang w:val="pt_PT" w:bidi="pt_PT"/>
+        </w:rPr>
       </w:r>
     </w:p>
     <w:p>
@@ -425,7 +397,32 @@
         <w:rPr>
           <w:lang w:val="pt_PT" w:bidi="pt_PT"/>
         </w:rPr>
-        <w:t>Pode ser que você queira olhar algumas imagens de lâmpadas de óleo.</w:t>
+        <w:t xml:space="preserve">Uma </w:t>
+      </w:r>
+      <w:r>
+        <w:rPr>
+          <w:b/>
+          <w:lang w:val="pt_PT" w:bidi="pt_PT"/>
+        </w:rPr>
+        <w:t>legião</w:t>
+      </w:r>
+      <w:r>
+        <w:rPr>
+          <w:lang w:val="pt_PT" w:bidi="pt_PT"/>
+        </w:rPr>
+        <w:t xml:space="preserve"> era um grande grupo de soldados romanos — mais de seis mil soldados. Na passagem onde um </w:t>
+      </w:r>
+      <w:r>
+        <w:rPr>
+          <w:lang w:val="pt_PT" w:bidi="pt_PT"/>
+        </w:rPr>
+        <w:t>demônio</w:t>
+      </w:r>
+      <w:r>
+        <w:rPr>
+          <w:lang w:val="pt_PT" w:bidi="pt_PT"/>
+        </w:rPr>
+        <w:t xml:space="preserve"> diz a Jesus que seu nome é “Legião”, ele quer dizer que ele não é apenas um demônio, mas um grupo muito grande de demônios.</w:t>
       </w:r>
       <w:r>
         <w:rPr>
@@ -454,23 +451,7 @@
         <w:rPr>
           <w:lang w:val="pt_PT" w:bidi="pt_PT"/>
         </w:rPr>
-        <w:t>lâmpada de óleo</w:t>
-      </w:r>
-      <w:r>
-        <w:rPr>
-          <w:lang w:val="pt_PT" w:bidi="pt_PT"/>
-        </w:rPr>
-      </w:r>
-    </w:p>
-    <w:p>
-      <w:pPr>
-        <w:pStyle w:val="Heading4"/>
-      </w:pPr>
-      <w:r>
-        <w:rPr>
-          <w:lang w:val="pt_PT" w:bidi="pt_PT"/>
-        </w:rPr>
-        <w:t>Audio Content</w:t>
+        <w:t>lei</w:t>
       </w:r>
       <w:r>
         <w:rPr>
@@ -485,33 +466,49 @@
           <w:lang w:val="pt_PT" w:bidi="pt_PT"/>
         </w:rPr>
       </w:r>
-      <w:hyperlink r:id="rId13">
-        <w:r>
-          <w:rPr>
-            <w:lang w:val="pt_PT" w:bidi="pt_PT"/>
-          </w:rPr>
-          <w:rPr>
-            <w:color w:val="0000EE"/>
-            <w:u w:val="single"/>
-          </w:rPr>
-          <w:t>mp3 file</w:t>
-        </w:r>
-      </w:hyperlink>
-      <w:r>
-        <w:rPr>
-          <w:lang w:val="pt_PT" w:bidi="pt_PT"/>
-        </w:rPr>
-        <w:t xml:space="preserve"> (None KB)</w:t>
-      </w:r>
-      <w:r>
-        <w:rPr>
-          <w:lang w:val="pt_PT" w:bidi="pt_PT"/>
-        </w:rPr>
-      </w:r>
-      <w:r>
-        <w:rPr>
-          <w:lang w:val="pt_PT" w:bidi="pt_PT"/>
-        </w:rPr>
+      <w:r>
+        <w:rPr>
+          <w:lang w:val="pt_PT" w:bidi="pt_PT"/>
+        </w:rPr>
+        <w:t xml:space="preserve">Quando na Bíblia as pessoas falam sobre a </w:t>
+      </w:r>
+      <w:r>
+        <w:rPr>
+          <w:b/>
+          <w:lang w:val="pt_PT" w:bidi="pt_PT"/>
+        </w:rPr>
+        <w:t>lei</w:t>
+      </w:r>
+      <w:r>
+        <w:rPr>
+          <w:lang w:val="pt_PT" w:bidi="pt_PT"/>
+        </w:rPr>
+        <w:t xml:space="preserve">, elas significam o conjunto de instruções que Deus deu ao povo de </w:t>
+      </w:r>
+      <w:r>
+        <w:rPr>
+          <w:lang w:val="pt_PT" w:bidi="pt_PT"/>
+        </w:rPr>
+        <w:t>Israel</w:t>
+      </w:r>
+      <w:r>
+        <w:rPr>
+          <w:lang w:val="pt_PT" w:bidi="pt_PT"/>
+        </w:rPr>
+        <w:t xml:space="preserve">. No Antigo Testamento, Deus deu ao povo suas leis por meio de um homem chamado Moisés. Deus falou com Moisés, e Moisés disse ao povo o que Deus disse. Portanto, as pessoas muitas vezes dizem a </w:t>
+      </w:r>
+      <w:r>
+        <w:rPr>
+          <w:b/>
+          <w:lang w:val="pt_PT" w:bidi="pt_PT"/>
+        </w:rPr>
+        <w:t>lei de Moisés</w:t>
+      </w:r>
+      <w:r>
+        <w:rPr>
+          <w:lang w:val="pt_PT" w:bidi="pt_PT"/>
+        </w:rPr>
+        <w:t xml:space="preserve"> quando elas significam a lei que Deus deu ao povo por meio de Moisés.</w:t>
       </w:r>
     </w:p>
     <w:p>
@@ -521,21 +518,23 @@
           <w:lang w:val="pt_PT" w:bidi="pt_PT"/>
         </w:rPr>
       </w:r>
-    </w:p>
-    <w:p>
-      <w:pPr>
-        <w:pStyle w:val="Heading2"/>
-      </w:pPr>
-      <w:r>
-        <w:rPr>
-          <w:lang w:val="pt_PT" w:bidi="pt_PT"/>
-        </w:rPr>
-        <w:t>legião</w:t>
-      </w:r>
-      <w:r>
-        <w:rPr>
-          <w:lang w:val="pt_PT" w:bidi="pt_PT"/>
-        </w:rPr>
+      <w:r>
+        <w:rPr>
+          <w:lang w:val="pt_PT" w:bidi="pt_PT"/>
+        </w:rPr>
+        <w:t xml:space="preserve">Uma lei é uma regra, ou um conjunto de regras que as pessoas têm que manter. O termo original que traduzimos “lei” na Bíblia é um termo que as pessoas podem usar em contextos legais quando alguém quebra uma lei de um país. Se alguém não mantém uma regra, dizemos que ele quebra a lei. Deus disse ao povo por meio de Moisés que, se as pessoas observassem a lei de Deus, Deus as </w:t>
+      </w:r>
+      <w:r>
+        <w:rPr>
+          <w:lang w:val="pt_PT" w:bidi="pt_PT"/>
+        </w:rPr>
+        <w:t>abençoaria</w:t>
+      </w:r>
+      <w:r>
+        <w:rPr>
+          <w:lang w:val="pt_PT" w:bidi="pt_PT"/>
+        </w:rPr>
+        <w:t>. Mas se as pessoas quebrassem a lei de Deus, Deus as puniria. Deus deu essas leis porque apenas obedecendo a essas regras as pessoas podem viver em um relacionamento certo com Deus, e entre si.</w:t>
       </w:r>
     </w:p>
     <w:p>
@@ -549,42 +548,19 @@
         <w:rPr>
           <w:lang w:val="pt_PT" w:bidi="pt_PT"/>
         </w:rPr>
-        <w:t xml:space="preserve">Uma </w:t>
-      </w:r>
-      <w:r>
-        <w:rPr>
-          <w:b/>
-          <w:lang w:val="pt_PT" w:bidi="pt_PT"/>
-        </w:rPr>
-        <w:t>legião</w:t>
-      </w:r>
-      <w:r>
-        <w:rPr>
-          <w:lang w:val="pt_PT" w:bidi="pt_PT"/>
-        </w:rPr>
-        <w:t xml:space="preserve"> era um grande grupo de soldados romanos — mais de seis mil soldados. Na passagem onde um </w:t>
-      </w:r>
-      <w:r>
-        <w:rPr>
-          <w:lang w:val="pt_PT" w:bidi="pt_PT"/>
-        </w:rPr>
-        <w:t>demônio</w:t>
-      </w:r>
-      <w:r>
-        <w:rPr>
-          <w:lang w:val="pt_PT" w:bidi="pt_PT"/>
-        </w:rPr>
-        <w:t xml:space="preserve"> diz a Jesus que seu nome é “Legião”, ele quer dizer que ele não é apenas um demônio, mas um grupo muito grande de demônios.</w:t>
-      </w:r>
-      <w:r>
-        <w:rPr>
-          <w:lang w:val="pt_PT" w:bidi="pt_PT"/>
-        </w:rPr>
-      </w:r>
-      <w:r>
-        <w:rPr>
-          <w:lang w:val="pt_PT" w:bidi="pt_PT"/>
-        </w:rPr>
+        <w:t xml:space="preserve">Um resumo da lei de Deus são os 10 </w:t>
+      </w:r>
+      <w:r>
+        <w:rPr>
+          <w:lang w:val="pt_PT" w:bidi="pt_PT"/>
+        </w:rPr>
+        <w:t>mandamentos</w:t>
+      </w:r>
+      <w:r>
+        <w:rPr>
+          <w:lang w:val="pt_PT" w:bidi="pt_PT"/>
+        </w:rPr>
+        <w:t>. A partir dessas 10 regras aprendemos como nos comportar para com Deus, e como se comportar uns com os outros. Jesus resumiu a lei ainda mais: ele disse: “Ame a Deus com todo o seu coração, e ame as outras pessoas tanto quanto você ama a si mesmo”. Esses são os mandamentos mais importantes.</w:t>
       </w:r>
     </w:p>
     <w:p>
@@ -594,37 +570,48 @@
           <w:lang w:val="pt_PT" w:bidi="pt_PT"/>
         </w:rPr>
       </w:r>
-    </w:p>
-    <w:p>
-      <w:pPr>
-        <w:pStyle w:val="Heading2"/>
-      </w:pPr>
-      <w:r>
-        <w:rPr>
-          <w:lang w:val="pt_PT" w:bidi="pt_PT"/>
-        </w:rPr>
-        <w:t>legião</w:t>
-      </w:r>
-      <w:r>
-        <w:rPr>
-          <w:lang w:val="pt_PT" w:bidi="pt_PT"/>
-        </w:rPr>
-      </w:r>
-    </w:p>
-    <w:p>
-      <w:pPr>
-        <w:pStyle w:val="Heading4"/>
-      </w:pPr>
-      <w:r>
-        <w:rPr>
-          <w:lang w:val="pt_PT" w:bidi="pt_PT"/>
-        </w:rPr>
-        <w:t>Audio Content</w:t>
-      </w:r>
-      <w:r>
-        <w:rPr>
-          <w:lang w:val="pt_PT" w:bidi="pt_PT"/>
-        </w:rPr>
+      <w:r>
+        <w:rPr>
+          <w:lang w:val="pt_PT" w:bidi="pt_PT"/>
+        </w:rPr>
+        <w:t xml:space="preserve">No Antigo Testamento, encontramos a lei de Deus, especialmente nos cinco primeiros livros da Bíblia. Portanto, os </w:t>
+      </w:r>
+      <w:r>
+        <w:rPr>
+          <w:lang w:val="pt_PT" w:bidi="pt_PT"/>
+        </w:rPr>
+        <w:t>judeus</w:t>
+      </w:r>
+      <w:r>
+        <w:rPr>
+          <w:lang w:val="pt_PT" w:bidi="pt_PT"/>
+        </w:rPr>
+        <w:t xml:space="preserve"> chamavam esses livros juntos de “a lei”, mesmo que nem tudo o que está nesses livros tenha a ver com a lei. Às vezes, quando os judeus falavam sobre “a lei”, eles até queriam dizer </w:t>
+      </w:r>
+      <w:r>
+        <w:rPr>
+          <w:i/>
+          <w:lang w:val="pt_PT" w:bidi="pt_PT"/>
+        </w:rPr>
+        <w:t>todos</w:t>
+      </w:r>
+      <w:r>
+        <w:rPr>
+          <w:lang w:val="pt_PT" w:bidi="pt_PT"/>
+        </w:rPr>
+        <w:t xml:space="preserve"> os livros das </w:t>
+      </w:r>
+      <w:r>
+        <w:rPr>
+          <w:lang w:val="pt_PT" w:bidi="pt_PT"/>
+        </w:rPr>
+        <w:t>Escrituras</w:t>
+      </w:r>
+      <w:r>
+        <w:rPr>
+          <w:lang w:val="pt_PT" w:bidi="pt_PT"/>
+        </w:rPr>
+        <w:t>, que é a parte da Bíblia que agora chamamos de Antigo Testamento.</w:t>
       </w:r>
     </w:p>
     <w:p>
@@ -634,23 +621,11 @@
           <w:lang w:val="pt_PT" w:bidi="pt_PT"/>
         </w:rPr>
       </w:r>
-      <w:hyperlink r:id="rId13">
-        <w:r>
-          <w:rPr>
-            <w:lang w:val="pt_PT" w:bidi="pt_PT"/>
-          </w:rPr>
-          <w:rPr>
-            <w:color w:val="0000EE"/>
-            <w:u w:val="single"/>
-          </w:rPr>
-          <w:t>mp3 file</w:t>
-        </w:r>
-      </w:hyperlink>
-      <w:r>
-        <w:rPr>
-          <w:lang w:val="pt_PT" w:bidi="pt_PT"/>
-        </w:rPr>
-        <w:t xml:space="preserve"> (None KB)</w:t>
+      <w:r>
+        <w:rPr>
+          <w:lang w:val="pt_PT" w:bidi="pt_PT"/>
+        </w:rPr>
+        <w:t>Então, quando uma pessoa judia estava falando sobre “a lei”, ela poderia estar falando sobre a lei que Deus deu ao povo por meio de Moisés, ou ela poderia estar falando sobre os cinco primeiros livros da Bíblia, ou ela poderia estar falando sobre todo o Antigo Testamento.</w:t>
       </w:r>
       <w:r>
         <w:rPr>
@@ -679,7 +654,7 @@
         <w:rPr>
           <w:lang w:val="pt_PT" w:bidi="pt_PT"/>
         </w:rPr>
-        <w:t>lei</w:t>
+        <w:t>lepra</w:t>
       </w:r>
       <w:r>
         <w:rPr>
@@ -698,45 +673,33 @@
         <w:rPr>
           <w:lang w:val="pt_PT" w:bidi="pt_PT"/>
         </w:rPr>
-        <w:t xml:space="preserve">Quando na Bíblia as pessoas falam sobre a </w:t>
+        <w:t xml:space="preserve">A </w:t>
       </w:r>
       <w:r>
         <w:rPr>
           <w:b/>
           <w:lang w:val="pt_PT" w:bidi="pt_PT"/>
         </w:rPr>
-        <w:t>lei</w:t>
-      </w:r>
-      <w:r>
-        <w:rPr>
-          <w:lang w:val="pt_PT" w:bidi="pt_PT"/>
-        </w:rPr>
-        <w:t xml:space="preserve">, elas significam o conjunto de instruções que Deus deu ao povo de </w:t>
-      </w:r>
-      <w:r>
-        <w:rPr>
-          <w:lang w:val="pt_PT" w:bidi="pt_PT"/>
-        </w:rPr>
-        <w:t>Israel</w:t>
-      </w:r>
-      <w:r>
-        <w:rPr>
-          <w:lang w:val="pt_PT" w:bidi="pt_PT"/>
-        </w:rPr>
-        <w:t xml:space="preserve">. No Antigo Testamento, Deus deu ao povo suas leis por meio de um homem chamado Moisés. Deus falou com Moisés, e Moisés disse ao povo o que Deus disse. Portanto, as pessoas muitas vezes dizem a </w:t>
+        <w:t>lepra</w:t>
+      </w:r>
+      <w:r>
+        <w:rPr>
+          <w:lang w:val="pt_PT" w:bidi="pt_PT"/>
+        </w:rPr>
+        <w:t xml:space="preserve"> é uma doença de pele. No tempo de hoje, há uma doença chamada lepra, onde as pessoas têm feridas em sua pele que se tornam infectadas, e as pessoas podem perder os dedos das mãos, dos pés ou até partes maiores do corpo. Um </w:t>
       </w:r>
       <w:r>
         <w:rPr>
           <w:b/>
           <w:lang w:val="pt_PT" w:bidi="pt_PT"/>
         </w:rPr>
-        <w:t>lei de Moisés</w:t>
-      </w:r>
-      <w:r>
-        <w:rPr>
-          <w:lang w:val="pt_PT" w:bidi="pt_PT"/>
-        </w:rPr>
-        <w:t xml:space="preserve"> quando elas significam a lei que Deus deu ao povo por meio de Moisés.</w:t>
+        <w:t>leproso</w:t>
+      </w:r>
+      <w:r>
+        <w:rPr>
+          <w:lang w:val="pt_PT" w:bidi="pt_PT"/>
+        </w:rPr>
+        <w:t xml:space="preserve"> é alguém que sofre de lepra.</w:t>
       </w:r>
     </w:p>
     <w:p>
@@ -750,19 +713,19 @@
         <w:rPr>
           <w:lang w:val="pt_PT" w:bidi="pt_PT"/>
         </w:rPr>
-        <w:t xml:space="preserve">Uma lei é uma regra, ou um conjunto de regras que as pessoas têm que manter. O termo original que traduzimos “lei” na Bíblia é um termo que as pessoas podem usar em contextos legais quando alguém quebra uma lei de um país. Se alguém não mantém uma regra, dizemos que ele quebra a lei. Deus disse ao povo por meio de Moisés que, se as pessoas observassem a lei de Deus, Deus as </w:t>
-      </w:r>
-      <w:r>
-        <w:rPr>
-          <w:lang w:val="pt_PT" w:bidi="pt_PT"/>
-        </w:rPr>
-        <w:t>abençoaria</w:t>
-      </w:r>
-      <w:r>
-        <w:rPr>
-          <w:lang w:val="pt_PT" w:bidi="pt_PT"/>
-        </w:rPr>
-        <w:t>. Mas se as pessoas quebrassem a lei de Deus, Deus as puniria. Deus deu essas leis porque apenas obedecendo a essas regras as pessoas podem viver em um relacionamento certo com Deus, e entre si.</w:t>
+        <w:t xml:space="preserve">Mesmo que muitas traduções da Bíblia usem a palavra lepra ou leproso, essa doença provavelmente não existia em </w:t>
+      </w:r>
+      <w:r>
+        <w:rPr>
+          <w:lang w:val="pt_PT" w:bidi="pt_PT"/>
+        </w:rPr>
+        <w:t>Israel</w:t>
+      </w:r>
+      <w:r>
+        <w:rPr>
+          <w:lang w:val="pt_PT" w:bidi="pt_PT"/>
+        </w:rPr>
+        <w:t xml:space="preserve"> na época da Bíblia. Em vez disso, a palavra usada na Bíblia provavelmente significa outro tipo de doença de pele, ou talvez várias doenças de pele. Não sabemos exatamente.</w:t>
       </w:r>
     </w:p>
     <w:p>
@@ -776,19 +739,31 @@
         <w:rPr>
           <w:lang w:val="pt_PT" w:bidi="pt_PT"/>
         </w:rPr>
-        <w:t xml:space="preserve">Um resumo da lei de Deus são os 10 </w:t>
-      </w:r>
-      <w:r>
-        <w:rPr>
-          <w:lang w:val="pt_PT" w:bidi="pt_PT"/>
-        </w:rPr>
-        <w:t>mandamentos</w:t>
-      </w:r>
-      <w:r>
-        <w:rPr>
-          <w:lang w:val="pt_PT" w:bidi="pt_PT"/>
-        </w:rPr>
-        <w:t>. A partir dessas 10 regras aprendemos como nos comportar para com Deus, e como se comportar uns com os outros. Jesus resumiu a lei ainda mais: ele disse: “Ame a Deus com todo o seu coração, e ame as outras pessoas tanto quanto você ama a si mesmo”. Esses são os mandamentos mais importantes.</w:t>
+        <w:t>Seja qual for a doença de pele, era uma coisa muito ruim de ter, porque uma pessoa com essa doença era “</w:t>
+      </w:r>
+      <w:r>
+        <w:rPr>
+          <w:lang w:val="pt_PT" w:bidi="pt_PT"/>
+        </w:rPr>
+        <w:t>impura</w:t>
+      </w:r>
+      <w:r>
+        <w:rPr>
+          <w:lang w:val="pt_PT" w:bidi="pt_PT"/>
+        </w:rPr>
+        <w:t xml:space="preserve">” — isso significa que essa pessoa era considerada não adequada para </w:t>
+      </w:r>
+      <w:r>
+        <w:rPr>
+          <w:lang w:val="pt_PT" w:bidi="pt_PT"/>
+        </w:rPr>
+        <w:t>adorar</w:t>
+      </w:r>
+      <w:r>
+        <w:rPr>
+          <w:lang w:val="pt_PT" w:bidi="pt_PT"/>
+        </w:rPr>
+        <w:t xml:space="preserve"> a Deus. Uma pessoa impura não poderia participar de atividades dentro da comunidade. Eles tinham que viver fora da comunidade, longe de outras pessoas. Eles usavam o tipo de roupas que as pessoas naquela época usavam quando estavam de luto por causa da morte de alguém. Se outras pessoas viessem para perto deles, elas teriam que gritar: “Cuidado, somos impuros!” para que ninguém se aproximasse.</w:t>
       </w:r>
     </w:p>
     <w:p>
@@ -802,44 +777,19 @@
         <w:rPr>
           <w:lang w:val="pt_PT" w:bidi="pt_PT"/>
         </w:rPr>
-        <w:t xml:space="preserve">No Antigo Testamento, encontramos a lei de Deus, especialmente nos cinco primeiros livros da Bíblia. Portanto, os </w:t>
-      </w:r>
-      <w:r>
-        <w:rPr>
-          <w:lang w:val="pt_PT" w:bidi="pt_PT"/>
-        </w:rPr>
-        <w:t>judeus</w:t>
-      </w:r>
-      <w:r>
-        <w:rPr>
-          <w:lang w:val="pt_PT" w:bidi="pt_PT"/>
-        </w:rPr>
-        <w:t xml:space="preserve"> chamavam esses livros juntos de “a lei”, mesmo que nem tudo o que está nesses livros tenha a ver com a lei. Às vezes, quando os judeus falavam sobre “a lei”, eles até queriam dizer </w:t>
-      </w:r>
-      <w:r>
-        <w:rPr>
-          <w:i/>
-          <w:lang w:val="pt_PT" w:bidi="pt_PT"/>
-        </w:rPr>
-        <w:t>todos</w:t>
-      </w:r>
-      <w:r>
-        <w:rPr>
-          <w:lang w:val="pt_PT" w:bidi="pt_PT"/>
-        </w:rPr>
-        <w:t xml:space="preserve"> os livros das </w:t>
-      </w:r>
-      <w:r>
-        <w:rPr>
-          <w:lang w:val="pt_PT" w:bidi="pt_PT"/>
-        </w:rPr>
-        <w:t>Escrituras</w:t>
-      </w:r>
-      <w:r>
-        <w:rPr>
-          <w:lang w:val="pt_PT" w:bidi="pt_PT"/>
-        </w:rPr>
-        <w:t>, que é a parte da Bíblia que agora chamamos de Antigo Testamento.</w:t>
+        <w:t xml:space="preserve">A doença em si provavelmente não era contagiosa, mas a doença era um lembrete para as pessoas de como o </w:t>
+      </w:r>
+      <w:r>
+        <w:rPr>
+          <w:lang w:val="pt_PT" w:bidi="pt_PT"/>
+        </w:rPr>
+        <w:t>pecado</w:t>
+      </w:r>
+      <w:r>
+        <w:rPr>
+          <w:lang w:val="pt_PT" w:bidi="pt_PT"/>
+        </w:rPr>
+        <w:t xml:space="preserve"> se espalha. Essa doença começava com um pequeno ponto, que então poderia crescer e cobrir todo o corpo. Da mesma maneira, o pecado pode começar muito pequeno, mas pode se espalhar rapidamente. Por essa razão, uma pessoa com essa doença era inadequada para adorar a Deus, para lembrar as pessoas de que o pecado nos torna inadequados para servir a Deus.</w:t>
       </w:r>
     </w:p>
     <w:p>
@@ -853,17 +803,7 @@
         <w:rPr>
           <w:lang w:val="pt_PT" w:bidi="pt_PT"/>
         </w:rPr>
-        <w:t>Então, quando uma pessoa judia estava falando sobre “a lei”, ela poderia estar falando sobre a lei que Deus deu ao povo por meio de Moisés, ou ela poderia estar falando sobre os cinco primeiros livros da Bíblia, ou ela poderia estar falando sobre todo o Antigo Testamento.</w:t>
-      </w:r>
-      <w:r>
-        <w:rPr>
-          <w:lang w:val="pt_PT" w:bidi="pt_PT"/>
-        </w:rPr>
-      </w:r>
-      <w:r>
-        <w:rPr>
-          <w:lang w:val="pt_PT" w:bidi="pt_PT"/>
-        </w:rPr>
+        <w:t>A doença chamada lepra na Bíblia era uma doença terrível de se ter e, às vezes, Deus dava às pessoas essa doença como punição.</w:t>
       </w:r>
     </w:p>
     <w:p>
@@ -873,11 +813,36 @@
           <w:lang w:val="pt_PT" w:bidi="pt_PT"/>
         </w:rPr>
       </w:r>
-    </w:p>
-    <w:p>
-      <w:pPr>
-        <w:pStyle w:val="Heading2"/>
-      </w:pPr>
+      <w:r>
+        <w:rPr>
+          <w:lang w:val="pt_PT" w:bidi="pt_PT"/>
+        </w:rPr>
+        <w:t xml:space="preserve">Sempre que alguém notava um ponto estranho em seu corpo, eles tinham que ir ao </w:t>
+      </w:r>
+      <w:r>
+        <w:rPr>
+          <w:lang w:val="pt_PT" w:bidi="pt_PT"/>
+        </w:rPr>
+        <w:t>sacerdote</w:t>
+      </w:r>
+      <w:r>
+        <w:rPr>
+          <w:lang w:val="pt_PT" w:bidi="pt_PT"/>
+        </w:rPr>
+        <w:t xml:space="preserve">. Os sacerdotes eram pessoas que trabalhavam no </w:t>
+      </w:r>
+      <w:r>
+        <w:rPr>
+          <w:lang w:val="pt_PT" w:bidi="pt_PT"/>
+        </w:rPr>
+        <w:t>templo</w:t>
+      </w:r>
+      <w:r>
+        <w:rPr>
+          <w:lang w:val="pt_PT" w:bidi="pt_PT"/>
+        </w:rPr>
+        <w:t xml:space="preserve"> de Deus. Os sacerdotes eram encarregados de garantir que as pessoas fossem ritualmente puras: os sacerdotes faziam os rituais que tornavam as pessoas adequadas para adorar a Deus. E, portanto, os sacerdotes tinham que decidir se uma pessoa com um ponto em seu corpo era pura ou não. Deus havia dado instruções em sua </w:t>
+      </w:r>
       <w:r>
         <w:rPr>
           <w:lang w:val="pt_PT" w:bidi="pt_PT"/>
@@ -888,17 +853,12 @@
         <w:rPr>
           <w:lang w:val="pt_PT" w:bidi="pt_PT"/>
         </w:rPr>
-      </w:r>
-    </w:p>
-    <w:p>
-      <w:pPr>
-        <w:pStyle w:val="Heading4"/>
-      </w:pPr>
-      <w:r>
-        <w:rPr>
-          <w:lang w:val="pt_PT" w:bidi="pt_PT"/>
-        </w:rPr>
-        <w:t>Audio Content</w:t>
+        <w:t xml:space="preserve"> para que os sacerdotes soubessem quando um ponto era de fato essa temida doença, ou se era apenas uma erupção cutânea inocente. Se o sacerdote não tivesse certeza, então a pessoa com o ponto tinha que ficar sozinha fora da comunidade por uma semana. Se o ponto tivesse crescido, então o sacerdote declarava que era a doença de pele. Se o ponto tivesse melhorado, então a pessoa tinha que tomar um banho, lavar suas roupas e então ele poderia voltar para a comunidade. Ele era puro novamente.</w:t>
+      </w:r>
+      <w:r>
+        <w:rPr>
+          <w:lang w:val="pt_PT" w:bidi="pt_PT"/>
+        </w:rPr>
       </w:r>
       <w:r>
         <w:rPr>
@@ -913,28 +873,16 @@
           <w:lang w:val="pt_PT" w:bidi="pt_PT"/>
         </w:rPr>
       </w:r>
-      <w:hyperlink r:id="rId13">
-        <w:r>
-          <w:rPr>
-            <w:lang w:val="pt_PT" w:bidi="pt_PT"/>
-          </w:rPr>
-          <w:rPr>
-            <w:color w:val="0000EE"/>
-            <w:u w:val="single"/>
-          </w:rPr>
-          <w:t>mp3 file</w:t>
-        </w:r>
-      </w:hyperlink>
-      <w:r>
-        <w:rPr>
-          <w:lang w:val="pt_PT" w:bidi="pt_PT"/>
-        </w:rPr>
-        <w:t xml:space="preserve"> (None KB)</w:t>
-      </w:r>
-      <w:r>
-        <w:rPr>
-          <w:lang w:val="pt_PT" w:bidi="pt_PT"/>
-        </w:rPr>
+    </w:p>
+    <w:p>
+      <w:pPr>
+        <w:pStyle w:val="Heading2"/>
+      </w:pPr>
+      <w:r>
+        <w:rPr>
+          <w:lang w:val="pt_PT" w:bidi="pt_PT"/>
+        </w:rPr>
+        <w:t>Levita</w:t>
       </w:r>
       <w:r>
         <w:rPr>
@@ -949,21 +897,23 @@
           <w:lang w:val="pt_PT" w:bidi="pt_PT"/>
         </w:rPr>
       </w:r>
-    </w:p>
-    <w:p>
-      <w:pPr>
-        <w:pStyle w:val="Heading2"/>
-      </w:pPr>
-      <w:r>
-        <w:rPr>
-          <w:lang w:val="pt_PT" w:bidi="pt_PT"/>
-        </w:rPr>
-        <w:t>lepra</w:t>
-      </w:r>
-      <w:r>
-        <w:rPr>
-          <w:lang w:val="pt_PT" w:bidi="pt_PT"/>
-        </w:rPr>
+      <w:r>
+        <w:rPr>
+          <w:lang w:val="pt_PT" w:bidi="pt_PT"/>
+        </w:rPr>
+        <w:t xml:space="preserve">Levitas são pessoas que pertencem à tribo de Levi, uma das 12 tribos de </w:t>
+      </w:r>
+      <w:r>
+        <w:rPr>
+          <w:lang w:val="pt_PT" w:bidi="pt_PT"/>
+        </w:rPr>
+        <w:t>Israel</w:t>
+      </w:r>
+      <w:r>
+        <w:rPr>
+          <w:lang w:val="pt_PT" w:bidi="pt_PT"/>
+        </w:rPr>
+        <w:t>.</w:t>
       </w:r>
     </w:p>
     <w:p>
@@ -977,33 +927,31 @@
         <w:rPr>
           <w:lang w:val="pt_PT" w:bidi="pt_PT"/>
         </w:rPr>
-        <w:t xml:space="preserve">A </w:t>
-      </w:r>
-      <w:r>
-        <w:rPr>
-          <w:b/>
-          <w:lang w:val="pt_PT" w:bidi="pt_PT"/>
-        </w:rPr>
-        <w:t>lepra</w:t>
-      </w:r>
-      <w:r>
-        <w:rPr>
-          <w:lang w:val="pt_PT" w:bidi="pt_PT"/>
-        </w:rPr>
-        <w:t xml:space="preserve"> é uma doença de pele. No tempo de hoje, há uma doença chamada lepra, onde as pessoas têm feridas em sua pele que se tornam infectadas, e as pessoas podem perder os dedos das mãos, dos pés ou até partes maiores do corpo. Um </w:t>
-      </w:r>
-      <w:r>
-        <w:rPr>
-          <w:b/>
-          <w:lang w:val="pt_PT" w:bidi="pt_PT"/>
-        </w:rPr>
-        <w:t>leproso</w:t>
-      </w:r>
-      <w:r>
-        <w:rPr>
-          <w:lang w:val="pt_PT" w:bidi="pt_PT"/>
-        </w:rPr>
-        <w:t xml:space="preserve"> é alguém que sofre de lepra.</w:t>
+        <w:t xml:space="preserve">O primeiro ancestral dos </w:t>
+      </w:r>
+      <w:r>
+        <w:rPr>
+          <w:lang w:val="pt_PT" w:bidi="pt_PT"/>
+        </w:rPr>
+        <w:t>israelitas</w:t>
+      </w:r>
+      <w:r>
+        <w:rPr>
+          <w:lang w:val="pt_PT" w:bidi="pt_PT"/>
+        </w:rPr>
+        <w:t xml:space="preserve"> era </w:t>
+      </w:r>
+      <w:r>
+        <w:rPr>
+          <w:lang w:val="pt_PT" w:bidi="pt_PT"/>
+        </w:rPr>
+        <w:t>Abraão</w:t>
+      </w:r>
+      <w:r>
+        <w:rPr>
+          <w:lang w:val="pt_PT" w:bidi="pt_PT"/>
+        </w:rPr>
+        <w:t>. O neto de Abraão, Jacó, teve 12 filhos. Os descendentes desses 12 filhos se tornaram as 12 tribos de Israel. O nome de um dos filhos de Jacó era Levi, e seus descendentes se tornaram conhecidos como os levitas, ou a tribo de Levi.</w:t>
       </w:r>
     </w:p>
     <w:p>
@@ -1017,19 +965,79 @@
         <w:rPr>
           <w:lang w:val="pt_PT" w:bidi="pt_PT"/>
         </w:rPr>
-        <w:t xml:space="preserve">Mesmo que muitas traduções da Bíblia usem a palavra lepra ou leproso, essa doença provavelmente não existia em </w:t>
-      </w:r>
-      <w:r>
-        <w:rPr>
-          <w:lang w:val="pt_PT" w:bidi="pt_PT"/>
-        </w:rPr>
-        <w:t>Israel</w:t>
-      </w:r>
-      <w:r>
-        <w:rPr>
-          <w:lang w:val="pt_PT" w:bidi="pt_PT"/>
-        </w:rPr>
-        <w:t xml:space="preserve"> na época da Bíblia. Em vez disso, a palavra usada na Bíblia provavelmente significa outro tipo de doença de pele, ou talvez várias doenças de pele. Não sabemos exatamente.</w:t>
+        <w:t xml:space="preserve">Moisés, por meio de quem Deus deu ao povo sua </w:t>
+      </w:r>
+      <w:r>
+        <w:rPr>
+          <w:lang w:val="pt_PT" w:bidi="pt_PT"/>
+        </w:rPr>
+        <w:t>lei</w:t>
+      </w:r>
+      <w:r>
+        <w:rPr>
+          <w:lang w:val="pt_PT" w:bidi="pt_PT"/>
+        </w:rPr>
+        <w:t xml:space="preserve">, era um levita. E o irmão de Moisés, Arão, também era um levita. Esses levitas que eram descendentes de Arão se tornaram </w:t>
+      </w:r>
+      <w:r>
+        <w:rPr>
+          <w:lang w:val="pt_PT" w:bidi="pt_PT"/>
+        </w:rPr>
+        <w:t>sacerdotes</w:t>
+      </w:r>
+      <w:r>
+        <w:rPr>
+          <w:lang w:val="pt_PT" w:bidi="pt_PT"/>
+        </w:rPr>
+        <w:t xml:space="preserve">. Os sacerdotes eram pessoas que trabalhavam no </w:t>
+      </w:r>
+      <w:r>
+        <w:rPr>
+          <w:lang w:val="pt_PT" w:bidi="pt_PT"/>
+        </w:rPr>
+        <w:t>templo</w:t>
+      </w:r>
+      <w:r>
+        <w:rPr>
+          <w:lang w:val="pt_PT" w:bidi="pt_PT"/>
+        </w:rPr>
+        <w:t xml:space="preserve"> de Deus em </w:t>
+      </w:r>
+      <w:r>
+        <w:rPr>
+          <w:lang w:val="pt_PT" w:bidi="pt_PT"/>
+        </w:rPr>
+        <w:t>Jerusalém</w:t>
+      </w:r>
+      <w:r>
+        <w:rPr>
+          <w:lang w:val="pt_PT" w:bidi="pt_PT"/>
+        </w:rPr>
+        <w:t xml:space="preserve">. Antes que as pessoas construíssem o templo, os sacerdotes trabalhavam no tabernáculo, que era um templo portátil, uma tenda. O templo, e antes disso o tabernáculo, era o lugar onde o povo israelita </w:t>
+      </w:r>
+      <w:r>
+        <w:rPr>
+          <w:lang w:val="pt_PT" w:bidi="pt_PT"/>
+        </w:rPr>
+        <w:t>adorava</w:t>
+      </w:r>
+      <w:r>
+        <w:rPr>
+          <w:lang w:val="pt_PT" w:bidi="pt_PT"/>
+        </w:rPr>
+        <w:t xml:space="preserve"> a Deus. Os sacerdotes eram responsáveis por oferecer </w:t>
+      </w:r>
+      <w:r>
+        <w:rPr>
+          <w:lang w:val="pt_PT" w:bidi="pt_PT"/>
+        </w:rPr>
+        <w:t>sacrifícios</w:t>
+      </w:r>
+      <w:r>
+        <w:rPr>
+          <w:lang w:val="pt_PT" w:bidi="pt_PT"/>
+        </w:rPr>
+        <w:t xml:space="preserve"> a Deus em nome do povo. Eles cuidavam do templo e ensinavam o povo como adorar a Deus. Esse era um trabalho muito importante. Outros levitas que não eram descendentes de Arão também eram importantes, porque eles ajudavam os sacerdotes em seus deveres. Eles também ajudaram os sacerdotes a cuidar do tabernáculo, e mais tarde, do templo.</w:t>
       </w:r>
     </w:p>
     <w:p>
@@ -1043,31 +1051,17 @@
         <w:rPr>
           <w:lang w:val="pt_PT" w:bidi="pt_PT"/>
         </w:rPr>
-        <w:t>Seja qual for a doença de pele, era uma coisa muito ruim de ter, porque uma pessoa com essa doença era “</w:t>
-      </w:r>
-      <w:r>
-        <w:rPr>
-          <w:lang w:val="pt_PT" w:bidi="pt_PT"/>
-        </w:rPr>
-        <w:t>impura</w:t>
-      </w:r>
-      <w:r>
-        <w:rPr>
-          <w:lang w:val="pt_PT" w:bidi="pt_PT"/>
-        </w:rPr>
-        <w:t xml:space="preserve">” — isso significa que essa pessoa era considerada não adequada para </w:t>
-      </w:r>
-      <w:r>
-        <w:rPr>
-          <w:lang w:val="pt_PT" w:bidi="pt_PT"/>
-        </w:rPr>
-        <w:t>adorar</w:t>
-      </w:r>
-      <w:r>
-        <w:rPr>
-          <w:lang w:val="pt_PT" w:bidi="pt_PT"/>
-        </w:rPr>
-        <w:t xml:space="preserve"> a Deus. Uma pessoa impura não poderia participar de atividades dentro da comunidade. Eles tinham que viver fora da comunidade, longe de outras pessoas. Eles usavam o tipo de roupas que as pessoas naquela época usavam quando estavam de luto por causa da morte de alguém. Se outras pessoas viessem para perto deles, elas teriam que gritar: “Cuidado, somos impuros!” para que ninguém se aproximasse.</w:t>
+        <w:t>A Bíblia muitas vezes fala sobre “sacerdotes e levitas”. Os sacerdotes são mencionados separadamente porque eles eram mais importantes, mesmo que os próprios sacerdotes também sejam levitas.</w:t>
+      </w:r>
+      <w:r>
+        <w:rPr>
+          <w:lang w:val="pt_PT" w:bidi="pt_PT"/>
+        </w:rPr>
+      </w:r>
+      <w:r>
+        <w:rPr>
+          <w:lang w:val="pt_PT" w:bidi="pt_PT"/>
+        </w:rPr>
       </w:r>
     </w:p>
     <w:p>
@@ -1077,23 +1071,21 @@
           <w:lang w:val="pt_PT" w:bidi="pt_PT"/>
         </w:rPr>
       </w:r>
-      <w:r>
-        <w:rPr>
-          <w:lang w:val="pt_PT" w:bidi="pt_PT"/>
-        </w:rPr>
-        <w:t xml:space="preserve">A doença em si provavelmente não era contagiosa, mas a doença era um lembrete para as pessoas de como o </w:t>
-      </w:r>
-      <w:r>
-        <w:rPr>
-          <w:lang w:val="pt_PT" w:bidi="pt_PT"/>
-        </w:rPr>
-        <w:t>pecado</w:t>
-      </w:r>
-      <w:r>
-        <w:rPr>
-          <w:lang w:val="pt_PT" w:bidi="pt_PT"/>
-        </w:rPr>
-        <w:t xml:space="preserve"> se espalha. Essa doença começava com um pequeno ponto, que então poderia crescer e cobrir todo o corpo. Da mesma maneira, o pecado pode começar muito pequeno, mas pode se espalhar rapidamente. Por essa razão, uma pessoa com essa doença era inadequada para adorar a Deus, para lembrar as pessoas de que o pecado nos torna inadequados para servir a Deus.</w:t>
+    </w:p>
+    <w:p>
+      <w:pPr>
+        <w:pStyle w:val="Heading2"/>
+      </w:pPr>
+      <w:r>
+        <w:rPr>
+          <w:lang w:val="pt_PT" w:bidi="pt_PT"/>
+        </w:rPr>
+        <w:t>línguas</w:t>
+      </w:r>
+      <w:r>
+        <w:rPr>
+          <w:lang w:val="pt_PT" w:bidi="pt_PT"/>
+        </w:rPr>
       </w:r>
     </w:p>
     <w:p>
@@ -1107,7 +1099,20 @@
         <w:rPr>
           <w:lang w:val="pt_PT" w:bidi="pt_PT"/>
         </w:rPr>
-        <w:t>A doença chamada lepra na Bíblia era uma doença terrível de se ter e, às vezes, Deus dava às pessoas essa doença como punição.</w:t>
+        <w:t xml:space="preserve">Na Bíblia, a palavra </w:t>
+      </w:r>
+      <w:r>
+        <w:rPr>
+          <w:b/>
+          <w:lang w:val="pt_PT" w:bidi="pt_PT"/>
+        </w:rPr>
+        <w:t>língua</w:t>
+      </w:r>
+      <w:r>
+        <w:rPr>
+          <w:lang w:val="pt_PT" w:bidi="pt_PT"/>
+        </w:rPr>
+        <w:t xml:space="preserve"> é usada como outra palavra para linguagem. Então, as pessoas que falam uma língua estrangeira são pessoas que falam um idioma que você não entende.</w:t>
       </w:r>
     </w:p>
     <w:p>
@@ -1121,53 +1126,31 @@
         <w:rPr>
           <w:lang w:val="pt_PT" w:bidi="pt_PT"/>
         </w:rPr>
-        <w:t xml:space="preserve">Sempre que alguém notava um ponto estranho em seu corpo, eles tinham que ir ao </w:t>
-      </w:r>
-      <w:r>
-        <w:rPr>
-          <w:lang w:val="pt_PT" w:bidi="pt_PT"/>
-        </w:rPr>
-        <w:t>sacerdote</w:t>
-      </w:r>
-      <w:r>
-        <w:rPr>
-          <w:lang w:val="pt_PT" w:bidi="pt_PT"/>
-        </w:rPr>
-        <w:t xml:space="preserve">. Os sacerdotes eram pessoas que trabalhavam no </w:t>
-      </w:r>
-      <w:r>
-        <w:rPr>
-          <w:lang w:val="pt_PT" w:bidi="pt_PT"/>
-        </w:rPr>
-        <w:t>templo</w:t>
-      </w:r>
-      <w:r>
-        <w:rPr>
-          <w:lang w:val="pt_PT" w:bidi="pt_PT"/>
-        </w:rPr>
-        <w:t xml:space="preserve"> de Deus. Os sacerdotes eram encarregados de garantir que as pessoas fossem ritualmente puras: os sacerdotes faziam os rituais que tornavam as pessoas adequadas para adorar a Deus. E, portanto, os sacerdotes tinham que decidir se uma pessoa com um ponto em seu corpo era pura ou não. Deus havia dado instruções em sua </w:t>
-      </w:r>
-      <w:r>
-        <w:rPr>
-          <w:lang w:val="pt_PT" w:bidi="pt_PT"/>
-        </w:rPr>
-        <w:t>lei</w:t>
-      </w:r>
-      <w:r>
-        <w:rPr>
-          <w:lang w:val="pt_PT" w:bidi="pt_PT"/>
-        </w:rPr>
-        <w:t xml:space="preserve"> para que os sacerdotes soubessem quando um ponto era de fato essa temida doença, ou se era apenas uma erupção cutânea inocente. Se o sacerdote não tivesse certeza, então a pessoa com o ponto tinha que ficar sozinha fora da comunidade por uma semana. Se o ponto tivesse crescido, então o sacerdote declarava que era a doença de pele. Se o ponto tivesse melhorado, então a pessoa tinha que tomar um banho, lavar suas roupas e então ele poderia voltar para a comunidade. Ele era puro novamente.</w:t>
-      </w:r>
-      <w:r>
-        <w:rPr>
-          <w:lang w:val="pt_PT" w:bidi="pt_PT"/>
-        </w:rPr>
-      </w:r>
-      <w:r>
-        <w:rPr>
-          <w:lang w:val="pt_PT" w:bidi="pt_PT"/>
-        </w:rPr>
+        <w:t xml:space="preserve">Mas alguém que fala “uma língua” ou que fala “em línguas”, também pode se referir a uma pessoa que tem um dom especial do </w:t>
+      </w:r>
+      <w:r>
+        <w:rPr>
+          <w:lang w:val="pt_PT" w:bidi="pt_PT"/>
+        </w:rPr>
+        <w:t>Espírito Santo</w:t>
+      </w:r>
+      <w:r>
+        <w:rPr>
+          <w:lang w:val="pt_PT" w:bidi="pt_PT"/>
+        </w:rPr>
+        <w:t xml:space="preserve">. Quando as pessoas falam em línguas como essa, elas normalmente não entendem o que elas estão dizendo. O Espírito Santo está fazendo essas pessoas falarem em um idioma que elas mesmas não conhecem. Nesse idioma desconhecido, o povo está louvando a Deus ou falando alguma verdade sobre Deus. Às vezes as pessoas que ouvem isso são capazes de entender as palavras; às vezes porque elas conhecem o idioma, ou às vezes porque o Espírito Santo está lhes dando a explicação. Por exemplo, quando o Espírito Santo veio sobre os novos </w:t>
+      </w:r>
+      <w:r>
+        <w:rPr>
+          <w:lang w:val="pt_PT" w:bidi="pt_PT"/>
+        </w:rPr>
+        <w:t>crentes</w:t>
+      </w:r>
+      <w:r>
+        <w:rPr>
+          <w:lang w:val="pt_PT" w:bidi="pt_PT"/>
+        </w:rPr>
+        <w:t xml:space="preserve"> no momento de Pentecostes, o povo começou a falar em línguas. Os crentes que estavam falando esses idiomas não entendiam esses idiomas, mas todos na multidão podiam entender o que os crentes estavam dizendo, mesmo que as pessoas na multidão viessem de todo o mundo e falassem muitos idiomas diferentes!</w:t>
       </w:r>
     </w:p>
     <w:p>
@@ -1177,32 +1160,28 @@
           <w:lang w:val="pt_PT" w:bidi="pt_PT"/>
         </w:rPr>
       </w:r>
-    </w:p>
-    <w:p>
-      <w:pPr>
-        <w:pStyle w:val="Heading2"/>
-      </w:pPr>
-      <w:r>
-        <w:rPr>
-          <w:lang w:val="pt_PT" w:bidi="pt_PT"/>
-        </w:rPr>
-        <w:t>lepra</w:t>
-      </w:r>
-      <w:r>
-        <w:rPr>
-          <w:lang w:val="pt_PT" w:bidi="pt_PT"/>
-        </w:rPr>
-      </w:r>
-    </w:p>
-    <w:p>
-      <w:pPr>
-        <w:pStyle w:val="Heading4"/>
-      </w:pPr>
-      <w:r>
-        <w:rPr>
-          <w:lang w:val="pt_PT" w:bidi="pt_PT"/>
-        </w:rPr>
-        <w:t>Audio Content</w:t>
+      <w:r>
+        <w:rPr>
+          <w:lang w:val="pt_PT" w:bidi="pt_PT"/>
+        </w:rPr>
+        <w:t xml:space="preserve">O dom de falar em línguas é um dos dons que o Espírito Santo pode dar aos crentes. Outros dons podem, por exemplo, ser a capacidade de ter um conhecimento especial, ou sabedoria, ou a capacidade de realizar </w:t>
+      </w:r>
+      <w:r>
+        <w:rPr>
+          <w:lang w:val="pt_PT" w:bidi="pt_PT"/>
+        </w:rPr>
+        <w:t>milagres</w:t>
+      </w:r>
+      <w:r>
+        <w:rPr>
+          <w:lang w:val="pt_PT" w:bidi="pt_PT"/>
+        </w:rPr>
+        <w:t>.</w:t>
+      </w:r>
+      <w:r>
+        <w:rPr>
+          <w:lang w:val="pt_PT" w:bidi="pt_PT"/>
+        </w:rPr>
       </w:r>
       <w:r>
         <w:rPr>
@@ -1217,28 +1196,16 @@
           <w:lang w:val="pt_PT" w:bidi="pt_PT"/>
         </w:rPr>
       </w:r>
-      <w:hyperlink r:id="rId13">
-        <w:r>
-          <w:rPr>
-            <w:lang w:val="pt_PT" w:bidi="pt_PT"/>
-          </w:rPr>
-          <w:rPr>
-            <w:color w:val="0000EE"/>
-            <w:u w:val="single"/>
-          </w:rPr>
-          <w:t>mp3 file</w:t>
-        </w:r>
-      </w:hyperlink>
-      <w:r>
-        <w:rPr>
-          <w:lang w:val="pt_PT" w:bidi="pt_PT"/>
-        </w:rPr>
-        <w:t xml:space="preserve"> (None KB)</w:t>
-      </w:r>
-      <w:r>
-        <w:rPr>
-          <w:lang w:val="pt_PT" w:bidi="pt_PT"/>
-        </w:rPr>
+    </w:p>
+    <w:p>
+      <w:pPr>
+        <w:pStyle w:val="Heading2"/>
+      </w:pPr>
+      <w:r>
+        <w:rPr>
+          <w:lang w:val="pt_PT" w:bidi="pt_PT"/>
+        </w:rPr>
+        <w:t>louvor</w:t>
       </w:r>
       <w:r>
         <w:rPr>
@@ -1253,516 +1220,17 @@
           <w:lang w:val="pt_PT" w:bidi="pt_PT"/>
         </w:rPr>
       </w:r>
-    </w:p>
-    <w:p>
-      <w:pPr>
-        <w:pStyle w:val="Heading2"/>
-      </w:pPr>
-      <w:r>
-        <w:rPr>
-          <w:lang w:val="pt_PT" w:bidi="pt_PT"/>
-        </w:rPr>
-        <w:t>Levita</w:t>
-      </w:r>
-      <w:r>
-        <w:rPr>
-          <w:lang w:val="pt_PT" w:bidi="pt_PT"/>
-        </w:rPr>
-      </w:r>
-    </w:p>
-    <w:p>
-      <w:pPr/>
-      <w:r>
-        <w:rPr>
-          <w:lang w:val="pt_PT" w:bidi="pt_PT"/>
-        </w:rPr>
-      </w:r>
-      <w:r>
-        <w:rPr>
-          <w:lang w:val="pt_PT" w:bidi="pt_PT"/>
-        </w:rPr>
-        <w:t xml:space="preserve">Levitas são pessoas que pertencem à tribo de Levi, uma das 12 tribos de </w:t>
-      </w:r>
-      <w:r>
-        <w:rPr>
-          <w:lang w:val="pt_PT" w:bidi="pt_PT"/>
-        </w:rPr>
-        <w:t>Israel</w:t>
-      </w:r>
-      <w:r>
-        <w:rPr>
-          <w:lang w:val="pt_PT" w:bidi="pt_PT"/>
-        </w:rPr>
-        <w:t>.</w:t>
-      </w:r>
-    </w:p>
-    <w:p>
-      <w:pPr/>
-      <w:r>
-        <w:rPr>
-          <w:lang w:val="pt_PT" w:bidi="pt_PT"/>
-        </w:rPr>
-      </w:r>
-      <w:r>
-        <w:rPr>
-          <w:lang w:val="pt_PT" w:bidi="pt_PT"/>
-        </w:rPr>
-        <w:t xml:space="preserve">O primeiro ancestral dos </w:t>
-      </w:r>
-      <w:r>
-        <w:rPr>
-          <w:lang w:val="pt_PT" w:bidi="pt_PT"/>
-        </w:rPr>
-        <w:t>israelitas</w:t>
-      </w:r>
-      <w:r>
-        <w:rPr>
-          <w:lang w:val="pt_PT" w:bidi="pt_PT"/>
-        </w:rPr>
-        <w:t xml:space="preserve"> era </w:t>
-      </w:r>
-      <w:r>
-        <w:rPr>
-          <w:lang w:val="pt_PT" w:bidi="pt_PT"/>
-        </w:rPr>
-        <w:t>Abraão</w:t>
-      </w:r>
-      <w:r>
-        <w:rPr>
-          <w:lang w:val="pt_PT" w:bidi="pt_PT"/>
-        </w:rPr>
-        <w:t>. O neto de Abraão, Jacó, teve 12 filhos. Os descendentes desses 12 filhos se tornaram as 12 tribos de Israel. O nome de um dos filhos de Jacó era Levi, e seus descendentes se tornaram conhecidos como os levitas, ou a tribo de Levi.</w:t>
-      </w:r>
-    </w:p>
-    <w:p>
-      <w:pPr/>
-      <w:r>
-        <w:rPr>
-          <w:lang w:val="pt_PT" w:bidi="pt_PT"/>
-        </w:rPr>
-      </w:r>
-      <w:r>
-        <w:rPr>
-          <w:lang w:val="pt_PT" w:bidi="pt_PT"/>
-        </w:rPr>
-        <w:t xml:space="preserve">Moisés, por meio de quem Deus deu ao povo sua </w:t>
-      </w:r>
-      <w:r>
-        <w:rPr>
-          <w:lang w:val="pt_PT" w:bidi="pt_PT"/>
-        </w:rPr>
-        <w:t>lei</w:t>
-      </w:r>
-      <w:r>
-        <w:rPr>
-          <w:lang w:val="pt_PT" w:bidi="pt_PT"/>
-        </w:rPr>
-        <w:t xml:space="preserve">, era um levita. E o irmão de Moisés, Arão, também era um levita. Esses levitas que eram descendentes de Arão se tornaram </w:t>
-      </w:r>
-      <w:r>
-        <w:rPr>
-          <w:lang w:val="pt_PT" w:bidi="pt_PT"/>
-        </w:rPr>
-        <w:t>sacerdotes</w:t>
-      </w:r>
-      <w:r>
-        <w:rPr>
-          <w:lang w:val="pt_PT" w:bidi="pt_PT"/>
-        </w:rPr>
-        <w:t xml:space="preserve">. Os sacerdotes eram pessoas que trabalhavam no </w:t>
-      </w:r>
-      <w:r>
-        <w:rPr>
-          <w:lang w:val="pt_PT" w:bidi="pt_PT"/>
-        </w:rPr>
-        <w:t>templo</w:t>
-      </w:r>
-      <w:r>
-        <w:rPr>
-          <w:lang w:val="pt_PT" w:bidi="pt_PT"/>
-        </w:rPr>
-        <w:t xml:space="preserve"> de Deus em </w:t>
-      </w:r>
-      <w:r>
-        <w:rPr>
-          <w:lang w:val="pt_PT" w:bidi="pt_PT"/>
-        </w:rPr>
-        <w:t>Jerusalém</w:t>
-      </w:r>
-      <w:r>
-        <w:rPr>
-          <w:lang w:val="pt_PT" w:bidi="pt_PT"/>
-        </w:rPr>
-        <w:t xml:space="preserve">. Antes que as pessoas construíssem o templo, os sacerdotes trabalhavam no tabernáculo, que era um templo portátil, uma tenda. O templo, e antes disso o tabernáculo, era o lugar onde o povo israelita </w:t>
-      </w:r>
-      <w:r>
-        <w:rPr>
-          <w:lang w:val="pt_PT" w:bidi="pt_PT"/>
-        </w:rPr>
-        <w:t>adorava</w:t>
-      </w:r>
-      <w:r>
-        <w:rPr>
-          <w:lang w:val="pt_PT" w:bidi="pt_PT"/>
-        </w:rPr>
-        <w:t xml:space="preserve"> a Deus. Os sacerdotes eram responsáveis por oferecer </w:t>
-      </w:r>
-      <w:r>
-        <w:rPr>
-          <w:lang w:val="pt_PT" w:bidi="pt_PT"/>
-        </w:rPr>
-        <w:t>sacrifícios</w:t>
-      </w:r>
-      <w:r>
-        <w:rPr>
-          <w:lang w:val="pt_PT" w:bidi="pt_PT"/>
-        </w:rPr>
-        <w:t xml:space="preserve"> a Deus em nome do povo. Eles cuidavam do templo e ensinavam o povo como adorar a Deus. Esse era um trabalho muito importante. Outros levitas que não eram descendentes de Arão também eram importantes, porque eles ajudavam os sacerdotes em seus deveres. Eles também ajudaram os sacerdotes a cuidar do tabernáculo, e mais tarde, do templo.</w:t>
-      </w:r>
-    </w:p>
-    <w:p>
-      <w:pPr/>
-      <w:r>
-        <w:rPr>
-          <w:lang w:val="pt_PT" w:bidi="pt_PT"/>
-        </w:rPr>
-      </w:r>
-      <w:r>
-        <w:rPr>
-          <w:lang w:val="pt_PT" w:bidi="pt_PT"/>
-        </w:rPr>
-        <w:t>A Bíblia muitas vezes fala sobre “sacerdotes e levitas”. Os sacerdotes são mencionados separadamente porque eles eram mais importantes, mesmo que os próprios sacerdotes também sejam levitas.</w:t>
-      </w:r>
-      <w:r>
-        <w:rPr>
-          <w:lang w:val="pt_PT" w:bidi="pt_PT"/>
-        </w:rPr>
-      </w:r>
-      <w:r>
-        <w:rPr>
-          <w:lang w:val="pt_PT" w:bidi="pt_PT"/>
-        </w:rPr>
-      </w:r>
-    </w:p>
-    <w:p>
-      <w:pPr/>
-      <w:r>
-        <w:rPr>
-          <w:lang w:val="pt_PT" w:bidi="pt_PT"/>
-        </w:rPr>
-      </w:r>
-    </w:p>
-    <w:p>
-      <w:pPr>
-        <w:pStyle w:val="Heading2"/>
-      </w:pPr>
-      <w:r>
-        <w:rPr>
-          <w:lang w:val="pt_PT" w:bidi="pt_PT"/>
-        </w:rPr>
-        <w:t>Levita</w:t>
-      </w:r>
-      <w:r>
-        <w:rPr>
-          <w:lang w:val="pt_PT" w:bidi="pt_PT"/>
-        </w:rPr>
-      </w:r>
-    </w:p>
-    <w:p>
-      <w:pPr>
-        <w:pStyle w:val="Heading4"/>
-      </w:pPr>
-      <w:r>
-        <w:rPr>
-          <w:lang w:val="pt_PT" w:bidi="pt_PT"/>
-        </w:rPr>
-        <w:t>Audio Content</w:t>
-      </w:r>
-      <w:r>
-        <w:rPr>
-          <w:lang w:val="pt_PT" w:bidi="pt_PT"/>
-        </w:rPr>
-      </w:r>
-    </w:p>
-    <w:p>
-      <w:pPr/>
-      <w:r>
-        <w:rPr>
-          <w:lang w:val="pt_PT" w:bidi="pt_PT"/>
-        </w:rPr>
-      </w:r>
-      <w:hyperlink r:id="rId13">
-        <w:r>
-          <w:rPr>
-            <w:lang w:val="pt_PT" w:bidi="pt_PT"/>
-          </w:rPr>
-          <w:rPr>
-            <w:color w:val="0000EE"/>
-            <w:u w:val="single"/>
-          </w:rPr>
-          <w:t>mp3 file</w:t>
-        </w:r>
-      </w:hyperlink>
-      <w:r>
-        <w:rPr>
-          <w:lang w:val="pt_PT" w:bidi="pt_PT"/>
-        </w:rPr>
-        <w:t xml:space="preserve"> (None KB)</w:t>
-      </w:r>
-      <w:r>
-        <w:rPr>
-          <w:lang w:val="pt_PT" w:bidi="pt_PT"/>
-        </w:rPr>
-      </w:r>
-      <w:r>
-        <w:rPr>
-          <w:lang w:val="pt_PT" w:bidi="pt_PT"/>
-        </w:rPr>
-      </w:r>
-    </w:p>
-    <w:p>
-      <w:pPr/>
-      <w:r>
-        <w:rPr>
-          <w:lang w:val="pt_PT" w:bidi="pt_PT"/>
-        </w:rPr>
-      </w:r>
-    </w:p>
-    <w:p>
-      <w:pPr>
-        <w:pStyle w:val="Heading2"/>
-      </w:pPr>
-      <w:r>
-        <w:rPr>
-          <w:lang w:val="pt_PT" w:bidi="pt_PT"/>
-        </w:rPr>
-        <w:t>línguas</w:t>
-      </w:r>
-      <w:r>
-        <w:rPr>
-          <w:lang w:val="pt_PT" w:bidi="pt_PT"/>
-        </w:rPr>
-      </w:r>
-    </w:p>
-    <w:p>
-      <w:pPr/>
-      <w:r>
-        <w:rPr>
-          <w:lang w:val="pt_PT" w:bidi="pt_PT"/>
-        </w:rPr>
-      </w:r>
-      <w:r>
-        <w:rPr>
-          <w:lang w:val="pt_PT" w:bidi="pt_PT"/>
-        </w:rPr>
-        <w:t xml:space="preserve">Na Bíblia, a palavra </w:t>
+      <w:r>
+        <w:rPr>
+          <w:lang w:val="pt_PT" w:bidi="pt_PT"/>
+        </w:rPr>
+        <w:t xml:space="preserve">Quando você </w:t>
       </w:r>
       <w:r>
         <w:rPr>
           <w:b/>
           <w:lang w:val="pt_PT" w:bidi="pt_PT"/>
         </w:rPr>
-        <w:t>língua</w:t>
-      </w:r>
-      <w:r>
-        <w:rPr>
-          <w:lang w:val="pt_PT" w:bidi="pt_PT"/>
-        </w:rPr>
-        <w:t xml:space="preserve"> é usada como outra palavra para linguagem. Então, as pessoas que falam uma língua estrangeira são pessoas que falam um idioma que você não entende.</w:t>
-      </w:r>
-    </w:p>
-    <w:p>
-      <w:pPr/>
-      <w:r>
-        <w:rPr>
-          <w:lang w:val="pt_PT" w:bidi="pt_PT"/>
-        </w:rPr>
-      </w:r>
-      <w:r>
-        <w:rPr>
-          <w:lang w:val="pt_PT" w:bidi="pt_PT"/>
-        </w:rPr>
-        <w:t xml:space="preserve">Mas alguém que fala “uma língua” ou que fala “em línguas”, também pode se referir a uma pessoa que tem um dom especial do </w:t>
-      </w:r>
-      <w:r>
-        <w:rPr>
-          <w:lang w:val="pt_PT" w:bidi="pt_PT"/>
-        </w:rPr>
-        <w:t>Espírito Santo</w:t>
-      </w:r>
-      <w:r>
-        <w:rPr>
-          <w:lang w:val="pt_PT" w:bidi="pt_PT"/>
-        </w:rPr>
-        <w:t xml:space="preserve">. Quando as pessoas falam em línguas como essa, elas normalmente não entendem o que elas estão dizendo. O Espírito Santo está fazendo essas pessoas falarem em um idioma que elas mesmas não conhecem. Nesse idioma desconhecido, o povo está louvando a Deus ou falando alguma verdade sobre Deus. Às vezes as pessoas que ouvem isso são capazes de entender as palavras; às vezes porque elas conhecem o idioma, ou às vezes porque o Espírito Santo está lhes dando a explicação. Por exemplo, quando o Espírito Santo veio sobre os novos </w:t>
-      </w:r>
-      <w:r>
-        <w:rPr>
-          <w:lang w:val="pt_PT" w:bidi="pt_PT"/>
-        </w:rPr>
-        <w:t>crentes</w:t>
-      </w:r>
-      <w:r>
-        <w:rPr>
-          <w:lang w:val="pt_PT" w:bidi="pt_PT"/>
-        </w:rPr>
-        <w:t xml:space="preserve"> no momento de Pentecostes, o povo começou a falar em línguas. Os crentes que estavam falando esses idiomas não entendiam esses idiomas, mas todos na multidão podiam entender o que os crentes estavam dizendo, mesmo que as pessoas na multidão viessem de todo o mundo e falassem muitos idiomas diferentes!</w:t>
-      </w:r>
-    </w:p>
-    <w:p>
-      <w:pPr/>
-      <w:r>
-        <w:rPr>
-          <w:lang w:val="pt_PT" w:bidi="pt_PT"/>
-        </w:rPr>
-      </w:r>
-      <w:r>
-        <w:rPr>
-          <w:lang w:val="pt_PT" w:bidi="pt_PT"/>
-        </w:rPr>
-        <w:t xml:space="preserve">O dom de falar em línguas é um dos dons que o Espírito Santo pode dar aos crentes. Outros dons podem, por exemplo, ser a capacidade de ter um conhecimento especial, ou sabedoria, ou a capacidade de realizar </w:t>
-      </w:r>
-      <w:r>
-        <w:rPr>
-          <w:lang w:val="pt_PT" w:bidi="pt_PT"/>
-        </w:rPr>
-        <w:t>milagres</w:t>
-      </w:r>
-      <w:r>
-        <w:rPr>
-          <w:lang w:val="pt_PT" w:bidi="pt_PT"/>
-        </w:rPr>
-        <w:t>.</w:t>
-      </w:r>
-      <w:r>
-        <w:rPr>
-          <w:lang w:val="pt_PT" w:bidi="pt_PT"/>
-        </w:rPr>
-      </w:r>
-      <w:r>
-        <w:rPr>
-          <w:lang w:val="pt_PT" w:bidi="pt_PT"/>
-        </w:rPr>
-      </w:r>
-    </w:p>
-    <w:p>
-      <w:pPr/>
-      <w:r>
-        <w:rPr>
-          <w:lang w:val="pt_PT" w:bidi="pt_PT"/>
-        </w:rPr>
-      </w:r>
-    </w:p>
-    <w:p>
-      <w:pPr>
-        <w:pStyle w:val="Heading2"/>
-      </w:pPr>
-      <w:r>
-        <w:rPr>
-          <w:lang w:val="pt_PT" w:bidi="pt_PT"/>
-        </w:rPr>
-        <w:t>línguas</w:t>
-      </w:r>
-      <w:r>
-        <w:rPr>
-          <w:lang w:val="pt_PT" w:bidi="pt_PT"/>
-        </w:rPr>
-      </w:r>
-    </w:p>
-    <w:p>
-      <w:pPr>
-        <w:pStyle w:val="Heading4"/>
-      </w:pPr>
-      <w:r>
-        <w:rPr>
-          <w:lang w:val="pt_PT" w:bidi="pt_PT"/>
-        </w:rPr>
-        <w:t>Audio Content</w:t>
-      </w:r>
-      <w:r>
-        <w:rPr>
-          <w:lang w:val="pt_PT" w:bidi="pt_PT"/>
-        </w:rPr>
-      </w:r>
-    </w:p>
-    <w:p>
-      <w:pPr/>
-      <w:r>
-        <w:rPr>
-          <w:lang w:val="pt_PT" w:bidi="pt_PT"/>
-        </w:rPr>
-      </w:r>
-      <w:hyperlink r:id="rId13">
-        <w:r>
-          <w:rPr>
-            <w:lang w:val="pt_PT" w:bidi="pt_PT"/>
-          </w:rPr>
-          <w:rPr>
-            <w:color w:val="0000EE"/>
-            <w:u w:val="single"/>
-          </w:rPr>
-          <w:t>mp3 file</w:t>
-        </w:r>
-      </w:hyperlink>
-      <w:r>
-        <w:rPr>
-          <w:lang w:val="pt_PT" w:bidi="pt_PT"/>
-        </w:rPr>
-        <w:t xml:space="preserve"> (None KB)</w:t>
-      </w:r>
-      <w:r>
-        <w:rPr>
-          <w:lang w:val="pt_PT" w:bidi="pt_PT"/>
-        </w:rPr>
-      </w:r>
-      <w:r>
-        <w:rPr>
-          <w:lang w:val="pt_PT" w:bidi="pt_PT"/>
-        </w:rPr>
-      </w:r>
-    </w:p>
-    <w:p>
-      <w:pPr/>
-      <w:r>
-        <w:rPr>
-          <w:lang w:val="pt_PT" w:bidi="pt_PT"/>
-        </w:rPr>
-      </w:r>
-    </w:p>
-    <w:p>
-      <w:pPr>
-        <w:pStyle w:val="Heading2"/>
-      </w:pPr>
-      <w:r>
-        <w:rPr>
-          <w:lang w:val="pt_PT" w:bidi="pt_PT"/>
-        </w:rPr>
-        <w:t>louvor</w:t>
-      </w:r>
-      <w:r>
-        <w:rPr>
-          <w:lang w:val="pt_PT" w:bidi="pt_PT"/>
-        </w:rPr>
-      </w:r>
-    </w:p>
-    <w:p>
-      <w:pPr/>
-      <w:r>
-        <w:rPr>
-          <w:lang w:val="pt_PT" w:bidi="pt_PT"/>
-        </w:rPr>
-      </w:r>
-      <w:r>
-        <w:rPr>
-          <w:lang w:val="pt_PT" w:bidi="pt_PT"/>
-        </w:rPr>
-        <w:t xml:space="preserve">Quando você </w:t>
-      </w:r>
-      <w:r>
-        <w:rPr>
-          <w:b/>
-          <w:lang w:val="pt_PT" w:bidi="pt_PT"/>
-        </w:rPr>
         <w:t>louva</w:t>
       </w:r>
       <w:r>
@@ -1782,82 +1250,6 @@
           <w:lang w:val="pt_PT" w:bidi="pt_PT"/>
         </w:rPr>
         <w:t xml:space="preserve"> que ele dará.</w:t>
-      </w:r>
-      <w:r>
-        <w:rPr>
-          <w:lang w:val="pt_PT" w:bidi="pt_PT"/>
-        </w:rPr>
-      </w:r>
-      <w:r>
-        <w:rPr>
-          <w:lang w:val="pt_PT" w:bidi="pt_PT"/>
-        </w:rPr>
-      </w:r>
-    </w:p>
-    <w:p>
-      <w:pPr/>
-      <w:r>
-        <w:rPr>
-          <w:lang w:val="pt_PT" w:bidi="pt_PT"/>
-        </w:rPr>
-      </w:r>
-    </w:p>
-    <w:p>
-      <w:pPr>
-        <w:pStyle w:val="Heading2"/>
-      </w:pPr>
-      <w:r>
-        <w:rPr>
-          <w:lang w:val="pt_PT" w:bidi="pt_PT"/>
-        </w:rPr>
-        <w:t>louvor</w:t>
-      </w:r>
-      <w:r>
-        <w:rPr>
-          <w:lang w:val="pt_PT" w:bidi="pt_PT"/>
-        </w:rPr>
-      </w:r>
-    </w:p>
-    <w:p>
-      <w:pPr>
-        <w:pStyle w:val="Heading4"/>
-      </w:pPr>
-      <w:r>
-        <w:rPr>
-          <w:lang w:val="pt_PT" w:bidi="pt_PT"/>
-        </w:rPr>
-        <w:t>Audio Content</w:t>
-      </w:r>
-      <w:r>
-        <w:rPr>
-          <w:lang w:val="pt_PT" w:bidi="pt_PT"/>
-        </w:rPr>
-      </w:r>
-    </w:p>
-    <w:p>
-      <w:pPr/>
-      <w:r>
-        <w:rPr>
-          <w:lang w:val="pt_PT" w:bidi="pt_PT"/>
-        </w:rPr>
-      </w:r>
-      <w:hyperlink r:id="rId13">
-        <w:r>
-          <w:rPr>
-            <w:lang w:val="pt_PT" w:bidi="pt_PT"/>
-          </w:rPr>
-          <w:rPr>
-            <w:color w:val="0000EE"/>
-            <w:u w:val="single"/>
-          </w:rPr>
-          <w:t>mp3 file</w:t>
-        </w:r>
-      </w:hyperlink>
-      <w:r>
-        <w:rPr>
-          <w:lang w:val="pt_PT" w:bidi="pt_PT"/>
-        </w:rPr>
-        <w:t xml:space="preserve"> (None KB)</w:t>
       </w:r>
       <w:r>
         <w:rPr>

--- a/por/docx/011.content.docx
+++ b/por/docx/011.content.docx
@@ -224,12 +224,18 @@
         </w:rPr>
         <w:t xml:space="preserve"> é um pedaço plano de pedra com uma borda em torno dele. As pessoas em </w:t>
       </w:r>
-      <w:r>
-        <w:rPr>
-          <w:lang w:val="pt_PT" w:bidi="pt_PT"/>
-        </w:rPr>
-        <w:t>Israel</w:t>
-      </w:r>
+      <w:hyperlink r:id="rId13">
+        <w:r>
+          <w:rPr>
+            <w:lang w:val="pt_PT" w:bidi="pt_PT"/>
+          </w:rPr>
+          <w:rPr>
+            <w:color w:val="0000EE"/>
+            <w:u w:val="single"/>
+          </w:rPr>
+          <w:t>Israel</w:t>
+        </w:r>
+      </w:hyperlink>
       <w:r>
         <w:rPr>
           <w:lang w:val="pt_PT" w:bidi="pt_PT"/>
@@ -298,12 +304,18 @@
         </w:rPr>
         <w:t xml:space="preserve">O povo de </w:t>
       </w:r>
-      <w:r>
-        <w:rPr>
-          <w:lang w:val="pt_PT" w:bidi="pt_PT"/>
-        </w:rPr>
-        <w:t>Israel</w:t>
-      </w:r>
+      <w:hyperlink r:id="rId13">
+        <w:r>
+          <w:rPr>
+            <w:lang w:val="pt_PT" w:bidi="pt_PT"/>
+          </w:rPr>
+          <w:rPr>
+            <w:color w:val="0000EE"/>
+            <w:u w:val="single"/>
+          </w:rPr>
+          <w:t>Israel</w:t>
+        </w:r>
+      </w:hyperlink>
       <w:r>
         <w:rPr>
           <w:lang w:val="pt_PT" w:bidi="pt_PT"/>
@@ -412,12 +424,18 @@
         </w:rPr>
         <w:t xml:space="preserve"> era um grande grupo de soldados romanos — mais de seis mil soldados. Na passagem onde um </w:t>
       </w:r>
-      <w:r>
-        <w:rPr>
-          <w:lang w:val="pt_PT" w:bidi="pt_PT"/>
-        </w:rPr>
-        <w:t>demônio</w:t>
-      </w:r>
+      <w:hyperlink r:id="rId14">
+        <w:r>
+          <w:rPr>
+            <w:lang w:val="pt_PT" w:bidi="pt_PT"/>
+          </w:rPr>
+          <w:rPr>
+            <w:color w:val="0000EE"/>
+            <w:u w:val="single"/>
+          </w:rPr>
+          <w:t>demônio</w:t>
+        </w:r>
+      </w:hyperlink>
       <w:r>
         <w:rPr>
           <w:lang w:val="pt_PT" w:bidi="pt_PT"/>
@@ -485,12 +503,18 @@
         </w:rPr>
         <w:t xml:space="preserve">, elas significam o conjunto de instruções que Deus deu ao povo de </w:t>
       </w:r>
-      <w:r>
-        <w:rPr>
-          <w:lang w:val="pt_PT" w:bidi="pt_PT"/>
-        </w:rPr>
-        <w:t>Israel</w:t>
-      </w:r>
+      <w:hyperlink r:id="rId13">
+        <w:r>
+          <w:rPr>
+            <w:lang w:val="pt_PT" w:bidi="pt_PT"/>
+          </w:rPr>
+          <w:rPr>
+            <w:color w:val="0000EE"/>
+            <w:u w:val="single"/>
+          </w:rPr>
+          <w:t>Israel</w:t>
+        </w:r>
+      </w:hyperlink>
       <w:r>
         <w:rPr>
           <w:lang w:val="pt_PT" w:bidi="pt_PT"/>
@@ -524,17 +548,41 @@
         </w:rPr>
         <w:t xml:space="preserve">Uma lei é uma regra, ou um conjunto de regras que as pessoas têm que manter. O termo original que traduzimos “lei” na Bíblia é um termo que as pessoas podem usar em contextos legais quando alguém quebra uma lei de um país. Se alguém não mantém uma regra, dizemos que ele quebra a lei. Deus disse ao povo por meio de Moisés que, se as pessoas observassem a lei de Deus, Deus as </w:t>
       </w:r>
-      <w:r>
-        <w:rPr>
-          <w:lang w:val="pt_PT" w:bidi="pt_PT"/>
-        </w:rPr>
-        <w:t>abençoaria</w:t>
-      </w:r>
-      <w:r>
-        <w:rPr>
-          <w:lang w:val="pt_PT" w:bidi="pt_PT"/>
-        </w:rPr>
-        <w:t>. Mas se as pessoas quebrassem a lei de Deus, Deus as puniria. Deus deu essas leis porque apenas obedecendo a essas regras as pessoas podem viver em um relacionamento certo com Deus, e entre si.</w:t>
+      <w:hyperlink r:id="rId15">
+        <w:r>
+          <w:rPr>
+            <w:lang w:val="pt_PT" w:bidi="pt_PT"/>
+          </w:rPr>
+          <w:rPr>
+            <w:color w:val="0000EE"/>
+            <w:u w:val="single"/>
+          </w:rPr>
+          <w:t>abençoaria</w:t>
+        </w:r>
+      </w:hyperlink>
+      <w:r>
+        <w:rPr>
+          <w:lang w:val="pt_PT" w:bidi="pt_PT"/>
+        </w:rPr>
+        <w:t xml:space="preserve">. Mas se as pessoas quebrassem a lei de Deus, Deus as puniria. Deus deu essas leis porque apenas obedecendo a essas regras as pessoas podem viver em um </w:t>
+      </w:r>
+      <w:hyperlink r:id="rId16">
+        <w:r>
+          <w:rPr>
+            <w:lang w:val="pt_PT" w:bidi="pt_PT"/>
+          </w:rPr>
+          <w:rPr>
+            <w:color w:val="0000EE"/>
+            <w:u w:val="single"/>
+          </w:rPr>
+          <w:t>relacionamento</w:t>
+        </w:r>
+      </w:hyperlink>
+      <w:r>
+        <w:rPr>
+          <w:lang w:val="pt_PT" w:bidi="pt_PT"/>
+        </w:rPr>
+        <w:t xml:space="preserve"> certo com Deus, e entre si.</w:t>
       </w:r>
     </w:p>
     <w:p>
@@ -550,12 +598,18 @@
         </w:rPr>
         <w:t xml:space="preserve">Um resumo da lei de Deus são os 10 </w:t>
       </w:r>
-      <w:r>
-        <w:rPr>
-          <w:lang w:val="pt_PT" w:bidi="pt_PT"/>
-        </w:rPr>
-        <w:t>mandamentos</w:t>
-      </w:r>
+      <w:hyperlink r:id="rId17">
+        <w:r>
+          <w:rPr>
+            <w:lang w:val="pt_PT" w:bidi="pt_PT"/>
+          </w:rPr>
+          <w:rPr>
+            <w:color w:val="0000EE"/>
+            <w:u w:val="single"/>
+          </w:rPr>
+          <w:t>mandamentos</w:t>
+        </w:r>
+      </w:hyperlink>
       <w:r>
         <w:rPr>
           <w:lang w:val="pt_PT" w:bidi="pt_PT"/>
@@ -576,12 +630,18 @@
         </w:rPr>
         <w:t xml:space="preserve">No Antigo Testamento, encontramos a lei de Deus, especialmente nos cinco primeiros livros da Bíblia. Portanto, os </w:t>
       </w:r>
-      <w:r>
-        <w:rPr>
-          <w:lang w:val="pt_PT" w:bidi="pt_PT"/>
-        </w:rPr>
-        <w:t>judeus</w:t>
-      </w:r>
+      <w:hyperlink r:id="rId18">
+        <w:r>
+          <w:rPr>
+            <w:lang w:val="pt_PT" w:bidi="pt_PT"/>
+          </w:rPr>
+          <w:rPr>
+            <w:color w:val="0000EE"/>
+            <w:u w:val="single"/>
+          </w:rPr>
+          <w:t>judeus</w:t>
+        </w:r>
+      </w:hyperlink>
       <w:r>
         <w:rPr>
           <w:lang w:val="pt_PT" w:bidi="pt_PT"/>
@@ -601,12 +661,18 @@
         </w:rPr>
         <w:t xml:space="preserve"> os livros das </w:t>
       </w:r>
-      <w:r>
-        <w:rPr>
-          <w:lang w:val="pt_PT" w:bidi="pt_PT"/>
-        </w:rPr>
-        <w:t>Escrituras</w:t>
-      </w:r>
+      <w:hyperlink r:id="rId19">
+        <w:r>
+          <w:rPr>
+            <w:lang w:val="pt_PT" w:bidi="pt_PT"/>
+          </w:rPr>
+          <w:rPr>
+            <w:color w:val="0000EE"/>
+            <w:u w:val="single"/>
+          </w:rPr>
+          <w:t>Escrituras</w:t>
+        </w:r>
+      </w:hyperlink>
       <w:r>
         <w:rPr>
           <w:lang w:val="pt_PT" w:bidi="pt_PT"/>
@@ -715,12 +781,18 @@
         </w:rPr>
         <w:t xml:space="preserve">Mesmo que muitas traduções da Bíblia usem a palavra lepra ou leproso, essa doença provavelmente não existia em </w:t>
       </w:r>
-      <w:r>
-        <w:rPr>
-          <w:lang w:val="pt_PT" w:bidi="pt_PT"/>
-        </w:rPr>
-        <w:t>Israel</w:t>
-      </w:r>
+      <w:hyperlink r:id="rId13">
+        <w:r>
+          <w:rPr>
+            <w:lang w:val="pt_PT" w:bidi="pt_PT"/>
+          </w:rPr>
+          <w:rPr>
+            <w:color w:val="0000EE"/>
+            <w:u w:val="single"/>
+          </w:rPr>
+          <w:t>Israel</w:t>
+        </w:r>
+      </w:hyperlink>
       <w:r>
         <w:rPr>
           <w:lang w:val="pt_PT" w:bidi="pt_PT"/>
@@ -741,24 +813,36 @@
         </w:rPr>
         <w:t>Seja qual for a doença de pele, era uma coisa muito ruim de ter, porque uma pessoa com essa doença era “</w:t>
       </w:r>
-      <w:r>
-        <w:rPr>
-          <w:lang w:val="pt_PT" w:bidi="pt_PT"/>
-        </w:rPr>
-        <w:t>impura</w:t>
-      </w:r>
+      <w:hyperlink r:id="rId20">
+        <w:r>
+          <w:rPr>
+            <w:lang w:val="pt_PT" w:bidi="pt_PT"/>
+          </w:rPr>
+          <w:rPr>
+            <w:color w:val="0000EE"/>
+            <w:u w:val="single"/>
+          </w:rPr>
+          <w:t>impura</w:t>
+        </w:r>
+      </w:hyperlink>
       <w:r>
         <w:rPr>
           <w:lang w:val="pt_PT" w:bidi="pt_PT"/>
         </w:rPr>
         <w:t xml:space="preserve">” — isso significa que essa pessoa era considerada não adequada para </w:t>
       </w:r>
-      <w:r>
-        <w:rPr>
-          <w:lang w:val="pt_PT" w:bidi="pt_PT"/>
-        </w:rPr>
-        <w:t>adorar</w:t>
-      </w:r>
+      <w:hyperlink r:id="rId21">
+        <w:r>
+          <w:rPr>
+            <w:lang w:val="pt_PT" w:bidi="pt_PT"/>
+          </w:rPr>
+          <w:rPr>
+            <w:color w:val="0000EE"/>
+            <w:u w:val="single"/>
+          </w:rPr>
+          <w:t>adorar</w:t>
+        </w:r>
+      </w:hyperlink>
       <w:r>
         <w:rPr>
           <w:lang w:val="pt_PT" w:bidi="pt_PT"/>
@@ -779,12 +863,18 @@
         </w:rPr>
         <w:t xml:space="preserve">A doença em si provavelmente não era contagiosa, mas a doença era um lembrete para as pessoas de como o </w:t>
       </w:r>
-      <w:r>
-        <w:rPr>
-          <w:lang w:val="pt_PT" w:bidi="pt_PT"/>
-        </w:rPr>
-        <w:t>pecado</w:t>
-      </w:r>
+      <w:hyperlink r:id="rId22">
+        <w:r>
+          <w:rPr>
+            <w:lang w:val="pt_PT" w:bidi="pt_PT"/>
+          </w:rPr>
+          <w:rPr>
+            <w:color w:val="0000EE"/>
+            <w:u w:val="single"/>
+          </w:rPr>
+          <w:t>pecado</w:t>
+        </w:r>
+      </w:hyperlink>
       <w:r>
         <w:rPr>
           <w:lang w:val="pt_PT" w:bidi="pt_PT"/>
@@ -819,36 +909,54 @@
         </w:rPr>
         <w:t xml:space="preserve">Sempre que alguém notava um ponto estranho em seu corpo, eles tinham que ir ao </w:t>
       </w:r>
-      <w:r>
-        <w:rPr>
-          <w:lang w:val="pt_PT" w:bidi="pt_PT"/>
-        </w:rPr>
-        <w:t>sacerdote</w:t>
-      </w:r>
+      <w:hyperlink r:id="rId23">
+        <w:r>
+          <w:rPr>
+            <w:lang w:val="pt_PT" w:bidi="pt_PT"/>
+          </w:rPr>
+          <w:rPr>
+            <w:color w:val="0000EE"/>
+            <w:u w:val="single"/>
+          </w:rPr>
+          <w:t>sacerdote</w:t>
+        </w:r>
+      </w:hyperlink>
       <w:r>
         <w:rPr>
           <w:lang w:val="pt_PT" w:bidi="pt_PT"/>
         </w:rPr>
         <w:t xml:space="preserve">. Os sacerdotes eram pessoas que trabalhavam no </w:t>
       </w:r>
-      <w:r>
-        <w:rPr>
-          <w:lang w:val="pt_PT" w:bidi="pt_PT"/>
-        </w:rPr>
-        <w:t>templo</w:t>
-      </w:r>
+      <w:hyperlink r:id="rId24">
+        <w:r>
+          <w:rPr>
+            <w:lang w:val="pt_PT" w:bidi="pt_PT"/>
+          </w:rPr>
+          <w:rPr>
+            <w:color w:val="0000EE"/>
+            <w:u w:val="single"/>
+          </w:rPr>
+          <w:t>templo</w:t>
+        </w:r>
+      </w:hyperlink>
       <w:r>
         <w:rPr>
           <w:lang w:val="pt_PT" w:bidi="pt_PT"/>
         </w:rPr>
         <w:t xml:space="preserve"> de Deus. Os sacerdotes eram encarregados de garantir que as pessoas fossem ritualmente puras: os sacerdotes faziam os rituais que tornavam as pessoas adequadas para adorar a Deus. E, portanto, os sacerdotes tinham que decidir se uma pessoa com um ponto em seu corpo era pura ou não. Deus havia dado instruções em sua </w:t>
       </w:r>
-      <w:r>
-        <w:rPr>
-          <w:lang w:val="pt_PT" w:bidi="pt_PT"/>
-        </w:rPr>
-        <w:t>lei</w:t>
-      </w:r>
+      <w:hyperlink r:id="rId25">
+        <w:r>
+          <w:rPr>
+            <w:lang w:val="pt_PT" w:bidi="pt_PT"/>
+          </w:rPr>
+          <w:rPr>
+            <w:color w:val="0000EE"/>
+            <w:u w:val="single"/>
+          </w:rPr>
+          <w:t>lei</w:t>
+        </w:r>
+      </w:hyperlink>
       <w:r>
         <w:rPr>
           <w:lang w:val="pt_PT" w:bidi="pt_PT"/>
@@ -1128,24 +1236,36 @@
         </w:rPr>
         <w:t xml:space="preserve">Mas alguém que fala “uma língua” ou que fala “em línguas”, também pode se referir a uma pessoa que tem um dom especial do </w:t>
       </w:r>
-      <w:r>
-        <w:rPr>
-          <w:lang w:val="pt_PT" w:bidi="pt_PT"/>
-        </w:rPr>
-        <w:t>Espírito Santo</w:t>
-      </w:r>
+      <w:hyperlink r:id="rId26">
+        <w:r>
+          <w:rPr>
+            <w:lang w:val="pt_PT" w:bidi="pt_PT"/>
+          </w:rPr>
+          <w:rPr>
+            <w:color w:val="0000EE"/>
+            <w:u w:val="single"/>
+          </w:rPr>
+          <w:t>Espírito Santo</w:t>
+        </w:r>
+      </w:hyperlink>
       <w:r>
         <w:rPr>
           <w:lang w:val="pt_PT" w:bidi="pt_PT"/>
         </w:rPr>
         <w:t xml:space="preserve">. Quando as pessoas falam em línguas como essa, elas normalmente não entendem o que elas estão dizendo. O Espírito Santo está fazendo essas pessoas falarem em um idioma que elas mesmas não conhecem. Nesse idioma desconhecido, o povo está louvando a Deus ou falando alguma verdade sobre Deus. Às vezes as pessoas que ouvem isso são capazes de entender as palavras; às vezes porque elas conhecem o idioma, ou às vezes porque o Espírito Santo está lhes dando a explicação. Por exemplo, quando o Espírito Santo veio sobre os novos </w:t>
       </w:r>
-      <w:r>
-        <w:rPr>
-          <w:lang w:val="pt_PT" w:bidi="pt_PT"/>
-        </w:rPr>
-        <w:t>crentes</w:t>
-      </w:r>
+      <w:hyperlink r:id="rId27">
+        <w:r>
+          <w:rPr>
+            <w:lang w:val="pt_PT" w:bidi="pt_PT"/>
+          </w:rPr>
+          <w:rPr>
+            <w:color w:val="0000EE"/>
+            <w:u w:val="single"/>
+          </w:rPr>
+          <w:t>crentes</w:t>
+        </w:r>
+      </w:hyperlink>
       <w:r>
         <w:rPr>
           <w:lang w:val="pt_PT" w:bidi="pt_PT"/>
@@ -1166,12 +1286,18 @@
         </w:rPr>
         <w:t xml:space="preserve">O dom de falar em línguas é um dos dons que o Espírito Santo pode dar aos crentes. Outros dons podem, por exemplo, ser a capacidade de ter um conhecimento especial, ou sabedoria, ou a capacidade de realizar </w:t>
       </w:r>
-      <w:r>
-        <w:rPr>
-          <w:lang w:val="pt_PT" w:bidi="pt_PT"/>
-        </w:rPr>
-        <w:t>milagres</w:t>
-      </w:r>
+      <w:hyperlink r:id="rId28">
+        <w:r>
+          <w:rPr>
+            <w:lang w:val="pt_PT" w:bidi="pt_PT"/>
+          </w:rPr>
+          <w:rPr>
+            <w:color w:val="0000EE"/>
+            <w:u w:val="single"/>
+          </w:rPr>
+          <w:t>milagres</w:t>
+        </w:r>
+      </w:hyperlink>
       <w:r>
         <w:rPr>
           <w:lang w:val="pt_PT" w:bidi="pt_PT"/>
